--- a/LogBoek Dimitri.docx
+++ b/LogBoek Dimitri.docx
@@ -160,16 +160,7 @@
     </w:p>
     <w:p>
       <w:r>
-        <w:t xml:space="preserve">Template van dit document gekregen van: </w:t>
-      </w:r>
-      <w:r>
-        <w:t>Daniel Ho</w:t>
-      </w:r>
-      <w:r>
-        <w:t xml:space="preserve"> - </w:t>
-      </w:r>
-      <w:r>
-        <w:t>1094235</w:t>
+        <w:t>Template van dit document gekregen van: Daniel Ho - 1094235</w:t>
       </w:r>
     </w:p>
     <w:p/>
@@ -688,41 +679,29 @@
           <w:ilvl w:val="0"/>
           <w:numId w:val="2"/>
         </w:numPr>
-      </w:pPr>
-      <w:r>
-        <w:t xml:space="preserve">Git </w:t>
+        <w:rPr>
+          <w:lang w:val="en-US"/>
+        </w:rPr>
+      </w:pPr>
+      <w:r>
+        <w:rPr>
+          <w:lang w:val="en-US"/>
+        </w:rPr>
+        <w:t xml:space="preserve">Git Repo branch protection rules </w:t>
       </w:r>
       <w:proofErr w:type="spellStart"/>
       <w:r>
-        <w:t>Repo</w:t>
+        <w:rPr>
+          <w:lang w:val="en-US"/>
+        </w:rPr>
+        <w:t>opzetten</w:t>
       </w:r>
       <w:proofErr w:type="spellEnd"/>
       <w:r>
-        <w:t xml:space="preserve"> </w:t>
-      </w:r>
-      <w:proofErr w:type="spellStart"/>
-      <w:r>
-        <w:t>branch</w:t>
-      </w:r>
-      <w:proofErr w:type="spellEnd"/>
-      <w:r>
-        <w:t xml:space="preserve"> </w:t>
-      </w:r>
-      <w:proofErr w:type="spellStart"/>
-      <w:r>
-        <w:t>protection</w:t>
-      </w:r>
-      <w:proofErr w:type="spellEnd"/>
-      <w:r>
-        <w:t xml:space="preserve"> </w:t>
-      </w:r>
-      <w:proofErr w:type="spellStart"/>
-      <w:r>
-        <w:t>rules</w:t>
-      </w:r>
-      <w:proofErr w:type="spellEnd"/>
-      <w:r>
-        <w:t xml:space="preserve"> opzetten: 10 min</w:t>
+        <w:rPr>
+          <w:lang w:val="en-US"/>
+        </w:rPr>
+        <w:t>: 10 min</w:t>
       </w:r>
     </w:p>
     <w:p>
@@ -1184,19 +1163,7 @@
               <w:rPr>
                 <w:lang w:val="en-US"/>
               </w:rPr>
-              <w:t xml:space="preserve"> </w:t>
-            </w:r>
-            <w:r>
-              <w:rPr>
-                <w:lang w:val="en-US"/>
-              </w:rPr>
-              <w:t>transfers resource</w:t>
-            </w:r>
-            <w:r>
-              <w:rPr>
-                <w:lang w:val="en-US"/>
-              </w:rPr>
-              <w:t xml:space="preserve"> </w:t>
+              <w:t xml:space="preserve"> transfers resource </w:t>
             </w:r>
             <w:proofErr w:type="spellStart"/>
             <w:r>
@@ -1277,45 +1244,111 @@
           </w:tcPr>
           <w:p>
             <w:r>
-              <w:t>6 maart 2026</w:t>
-            </w:r>
-          </w:p>
-        </w:tc>
-        <w:tc>
-          <w:tcPr>
-            <w:tcW w:w="2254" w:type="dxa"/>
-          </w:tcPr>
-          <w:p>
-            <w:r>
-              <w:t>Debuggen van mijn userstory nummer 2</w:t>
-            </w:r>
-          </w:p>
-        </w:tc>
-        <w:tc>
-          <w:tcPr>
-            <w:tcW w:w="2254" w:type="dxa"/>
-          </w:tcPr>
-          <w:p>
-            <w:r>
-              <w:t xml:space="preserve">Er waren wat bugs met inloggen. Ik was vergeten het wachtwoord mee te pakken dus hij checkt altijd fout maar had dat </w:t>
+              <w:t>26-09-2026</w:t>
+            </w:r>
+          </w:p>
+        </w:tc>
+        <w:tc>
+          <w:tcPr>
+            <w:tcW w:w="2254" w:type="dxa"/>
+          </w:tcPr>
+          <w:p>
+            <w:pPr>
+              <w:rPr>
+                <w:lang w:val="en-US"/>
+              </w:rPr>
+            </w:pPr>
+            <w:r>
+              <w:rPr>
+                <w:lang w:val="en-US"/>
+              </w:rPr>
+              <w:t xml:space="preserve">Tests </w:t>
             </w:r>
             <w:proofErr w:type="spellStart"/>
             <w:r>
-              <w:t>gefixt</w:t>
+              <w:rPr>
+                <w:lang w:val="en-US"/>
+              </w:rPr>
+              <w:t>voor</w:t>
             </w:r>
             <w:proofErr w:type="spellEnd"/>
             <w:r>
-              <w:t xml:space="preserve"> en nog andere dingen.</w:t>
-            </w:r>
-          </w:p>
-        </w:tc>
-        <w:tc>
-          <w:tcPr>
-            <w:tcW w:w="2254" w:type="dxa"/>
-          </w:tcPr>
-          <w:p>
-            <w:r>
-              <w:t xml:space="preserve">2 </w:t>
+              <w:rPr>
+                <w:lang w:val="en-US"/>
+              </w:rPr>
+              <w:t xml:space="preserve"> </w:t>
+            </w:r>
+            <w:proofErr w:type="spellStart"/>
+            <w:r>
+              <w:rPr>
+                <w:lang w:val="en-US"/>
+              </w:rPr>
+              <w:t>item_group</w:t>
+            </w:r>
+            <w:proofErr w:type="spellEnd"/>
+            <w:r>
+              <w:rPr>
+                <w:lang w:val="en-US"/>
+              </w:rPr>
+              <w:t xml:space="preserve"> r</w:t>
+            </w:r>
+            <w:r>
+              <w:rPr>
+                <w:lang w:val="en-US"/>
+              </w:rPr>
+              <w:t xml:space="preserve">esource </w:t>
+            </w:r>
+            <w:proofErr w:type="spellStart"/>
+            <w:r>
+              <w:rPr>
+                <w:lang w:val="en-US"/>
+              </w:rPr>
+              <w:t>gameekt</w:t>
+            </w:r>
+            <w:proofErr w:type="spellEnd"/>
+          </w:p>
+        </w:tc>
+        <w:tc>
+          <w:tcPr>
+            <w:tcW w:w="2254" w:type="dxa"/>
+          </w:tcPr>
+          <w:p>
+            <w:pPr>
+              <w:rPr>
+                <w:lang w:val="en-US"/>
+              </w:rPr>
+            </w:pPr>
+            <w:hyperlink r:id="rId7" w:history="1">
+              <w:r>
+                <w:rPr>
+                  <w:rStyle w:val="Hyperlink"/>
+                  <w:sz w:val="18"/>
+                  <w:szCs w:val="18"/>
+                  <w:lang w:val="en-US"/>
+                </w:rPr>
+                <w:t>https://github.com/HR-SC-Team3/old-api/pull/92</w:t>
+              </w:r>
+            </w:hyperlink>
+            <w:r>
+              <w:rPr>
+                <w:sz w:val="18"/>
+                <w:szCs w:val="18"/>
+                <w:lang w:val="en-US"/>
+              </w:rPr>
+              <w:t xml:space="preserve"> </w:t>
+            </w:r>
+          </w:p>
+        </w:tc>
+        <w:tc>
+          <w:tcPr>
+            <w:tcW w:w="2254" w:type="dxa"/>
+          </w:tcPr>
+          <w:p>
+            <w:r>
+              <w:t>3</w:t>
+            </w:r>
+            <w:r>
+              <w:t xml:space="preserve"> </w:t>
             </w:r>
             <w:r>
               <w:t>uur</w:t>
@@ -1333,45 +1366,36 @@
           </w:tcPr>
           <w:p>
             <w:r>
-              <w:t>6 maart 2026</w:t>
-            </w:r>
-          </w:p>
-        </w:tc>
-        <w:tc>
-          <w:tcPr>
-            <w:tcW w:w="2254" w:type="dxa"/>
-          </w:tcPr>
-          <w:p>
-            <w:r>
-              <w:t xml:space="preserve">Beetje </w:t>
-            </w:r>
-            <w:proofErr w:type="spellStart"/>
-            <w:r>
-              <w:t>refinen</w:t>
-            </w:r>
-            <w:proofErr w:type="spellEnd"/>
-            <w:r>
-              <w:t xml:space="preserve"> van codebase van mijn </w:t>
-            </w:r>
-            <w:r>
-              <w:lastRenderedPageBreak/>
-              <w:t>userstory nummer 2</w:t>
-            </w:r>
-          </w:p>
-        </w:tc>
-        <w:tc>
-          <w:tcPr>
-            <w:tcW w:w="2254" w:type="dxa"/>
-          </w:tcPr>
-          <w:p/>
-        </w:tc>
-        <w:tc>
-          <w:tcPr>
-            <w:tcW w:w="2254" w:type="dxa"/>
-          </w:tcPr>
-          <w:p>
-            <w:r>
-              <w:t xml:space="preserve">2 </w:t>
+              <w:t>27-09-2026</w:t>
+            </w:r>
+          </w:p>
+        </w:tc>
+        <w:tc>
+          <w:tcPr>
+            <w:tcW w:w="2254" w:type="dxa"/>
+          </w:tcPr>
+          <w:p>
+            <w:r>
+              <w:t>Code reviews gedaan</w:t>
+            </w:r>
+          </w:p>
+        </w:tc>
+        <w:tc>
+          <w:tcPr>
+            <w:tcW w:w="2254" w:type="dxa"/>
+          </w:tcPr>
+          <w:p/>
+        </w:tc>
+        <w:tc>
+          <w:tcPr>
+            <w:tcW w:w="2254" w:type="dxa"/>
+          </w:tcPr>
+          <w:p>
+            <w:r>
+              <w:t>1</w:t>
+            </w:r>
+            <w:r>
+              <w:t xml:space="preserve"> </w:t>
             </w:r>
             <w:r>
               <w:t>uur</w:t>
@@ -1387,62 +1411,71 @@
           <w:tcPr>
             <w:tcW w:w="2254" w:type="dxa"/>
           </w:tcPr>
-          <w:p/>
-        </w:tc>
-        <w:tc>
-          <w:tcPr>
-            <w:tcW w:w="2254" w:type="dxa"/>
-          </w:tcPr>
-          <w:p/>
-        </w:tc>
-        <w:tc>
-          <w:tcPr>
-            <w:tcW w:w="2254" w:type="dxa"/>
-          </w:tcPr>
-          <w:p/>
-        </w:tc>
-        <w:tc>
-          <w:tcPr>
-            <w:tcW w:w="2254" w:type="dxa"/>
-          </w:tcPr>
-          <w:p/>
-        </w:tc>
-      </w:tr>
-      <w:tr>
-        <w:trPr>
-          <w:trHeight w:val="300"/>
-        </w:trPr>
-        <w:tc>
-          <w:tcPr>
-            <w:tcW w:w="2254" w:type="dxa"/>
-          </w:tcPr>
-          <w:p/>
-        </w:tc>
-        <w:tc>
-          <w:tcPr>
-            <w:tcW w:w="2254" w:type="dxa"/>
-          </w:tcPr>
-          <w:p/>
-        </w:tc>
-        <w:tc>
-          <w:tcPr>
-            <w:tcW w:w="2254" w:type="dxa"/>
-          </w:tcPr>
-          <w:p/>
-        </w:tc>
-        <w:tc>
-          <w:tcPr>
-            <w:tcW w:w="2254" w:type="dxa"/>
-          </w:tcPr>
-          <w:p>
-            <w:r>
-              <w:t>9</w:t>
-            </w:r>
-            <w:r>
-              <w:t xml:space="preserve"> u</w:t>
-            </w:r>
-            <w:r>
-              <w:t>ren en 30 min</w:t>
+          <w:p>
+            <w:r>
+              <w:t>28-09-2026</w:t>
+            </w:r>
+          </w:p>
+        </w:tc>
+        <w:tc>
+          <w:tcPr>
+            <w:tcW w:w="2254" w:type="dxa"/>
+          </w:tcPr>
+          <w:p>
+            <w:r>
+              <w:t>Code reviews gedaan</w:t>
+            </w:r>
+          </w:p>
+        </w:tc>
+        <w:tc>
+          <w:tcPr>
+            <w:tcW w:w="2254" w:type="dxa"/>
+          </w:tcPr>
+          <w:p/>
+        </w:tc>
+        <w:tc>
+          <w:tcPr>
+            <w:tcW w:w="2254" w:type="dxa"/>
+          </w:tcPr>
+          <w:p>
+            <w:r>
+              <w:t>1 uur</w:t>
+            </w:r>
+          </w:p>
+        </w:tc>
+      </w:tr>
+      <w:tr>
+        <w:trPr>
+          <w:trHeight w:val="300"/>
+        </w:trPr>
+        <w:tc>
+          <w:tcPr>
+            <w:tcW w:w="2254" w:type="dxa"/>
+          </w:tcPr>
+          <w:p/>
+        </w:tc>
+        <w:tc>
+          <w:tcPr>
+            <w:tcW w:w="2254" w:type="dxa"/>
+          </w:tcPr>
+          <w:p/>
+        </w:tc>
+        <w:tc>
+          <w:tcPr>
+            <w:tcW w:w="2254" w:type="dxa"/>
+          </w:tcPr>
+          <w:p/>
+        </w:tc>
+        <w:tc>
+          <w:tcPr>
+            <w:tcW w:w="2254" w:type="dxa"/>
+          </w:tcPr>
+          <w:p>
+            <w:r>
+              <w:t>Totaal</w:t>
+            </w:r>
+            <w:r>
+              <w:t xml:space="preserve"> 20 uur</w:t>
             </w:r>
           </w:p>
           <w:p/>
@@ -1457,6 +1490,7 @@
       </w:pPr>
       <w:bookmarkStart w:id="3" w:name="_Toc1483437789"/>
       <w:r>
+        <w:lastRenderedPageBreak/>
         <w:t xml:space="preserve">4. </w:t>
       </w:r>
       <w:r>
@@ -1844,7 +1878,6 @@
           </w:tcPr>
           <w:p>
             <w:r>
-              <w:lastRenderedPageBreak/>
               <w:t>11 tot 23 maart 2026</w:t>
             </w:r>
           </w:p>
@@ -1966,6 +1999,7 @@
       </w:pPr>
       <w:bookmarkStart w:id="4" w:name="_Toc1558022160"/>
       <w:r>
+        <w:lastRenderedPageBreak/>
         <w:t xml:space="preserve">5. </w:t>
       </w:r>
       <w:r>
@@ -2377,21 +2411,16 @@
               <w:t xml:space="preserve"> technische rapport gevuld met wat we </w:t>
             </w:r>
             <w:r>
-              <w:t xml:space="preserve">hadden gemaakt zoals uitleg geven </w:t>
-            </w:r>
-            <w:r>
-              <w:lastRenderedPageBreak/>
-              <w:t>van de hoofdstukken</w:t>
-            </w:r>
-          </w:p>
-        </w:tc>
-        <w:tc>
-          <w:tcPr>
-            <w:tcW w:w="2254" w:type="dxa"/>
-          </w:tcPr>
-          <w:p>
-            <w:r>
-              <w:lastRenderedPageBreak/>
+              <w:t>hadden gemaakt zoals uitleg geven van de hoofdstukken</w:t>
+            </w:r>
+          </w:p>
+        </w:tc>
+        <w:tc>
+          <w:tcPr>
+            <w:tcW w:w="2254" w:type="dxa"/>
+          </w:tcPr>
+          <w:p>
+            <w:r>
               <w:t>30 min</w:t>
             </w:r>
           </w:p>
@@ -2477,6 +2506,7 @@
       </w:pPr>
       <w:bookmarkStart w:id="5" w:name="_Toc520978575"/>
       <w:r>
+        <w:lastRenderedPageBreak/>
         <w:t xml:space="preserve">6. </w:t>
       </w:r>
       <w:r>
@@ -2935,6 +2965,7 @@
       </w:pPr>
       <w:bookmarkStart w:id="6" w:name="_Toc1539075882"/>
       <w:r>
+        <w:lastRenderedPageBreak/>
         <w:t xml:space="preserve">7. </w:t>
       </w:r>
       <w:r>
@@ -3300,7 +3331,6 @@
           </w:tcPr>
           <w:p>
             <w:r>
-              <w:lastRenderedPageBreak/>
               <w:t>11 tot 12 mei 2026</w:t>
             </w:r>
           </w:p>
@@ -4118,14 +4148,39 @@
             <w:tcW w:w="2254" w:type="dxa"/>
           </w:tcPr>
           <w:p>
+            <w:pPr>
+              <w:rPr>
+                <w:lang w:val="en-US"/>
+              </w:rPr>
+            </w:pPr>
+            <w:r>
+              <w:rPr>
+                <w:lang w:val="en-US"/>
+              </w:rPr>
+              <w:t xml:space="preserve">Checkout, discount </w:t>
+            </w:r>
             <w:proofErr w:type="spellStart"/>
             <w:r>
-              <w:t>Checkout</w:t>
+              <w:rPr>
+                <w:lang w:val="en-US"/>
+              </w:rPr>
+              <w:t>en</w:t>
             </w:r>
             <w:proofErr w:type="spellEnd"/>
             <w:r>
-              <w:t>, discount en mail unit test maken</w:t>
-            </w:r>
+              <w:rPr>
+                <w:lang w:val="en-US"/>
+              </w:rPr>
+              <w:t xml:space="preserve"> mail unit test </w:t>
+            </w:r>
+            <w:proofErr w:type="spellStart"/>
+            <w:r>
+              <w:rPr>
+                <w:lang w:val="en-US"/>
+              </w:rPr>
+              <w:t>maken</w:t>
+            </w:r>
+            <w:proofErr w:type="spellEnd"/>
           </w:p>
         </w:tc>
         <w:tc>
@@ -4867,6 +4922,7 @@
   <w:style w:type="character" w:default="1" w:styleId="Standaardalinea-lettertype">
     <w:name w:val="Default Paragraph Font"/>
     <w:uiPriority w:val="1"/>
+    <w:semiHidden/>
     <w:unhideWhenUsed/>
   </w:style>
   <w:style w:type="table" w:default="1" w:styleId="Standaardtabel">

--- a/LogBoek Dimitri.docx
+++ b/LogBoek Dimitri.docx
@@ -647,29 +647,8 @@
           <w:numId w:val="2"/>
         </w:numPr>
       </w:pPr>
-      <w:proofErr w:type="spellStart"/>
-      <w:r>
-        <w:t>Github</w:t>
-      </w:r>
-      <w:proofErr w:type="spellEnd"/>
-      <w:r>
-        <w:t xml:space="preserve"> </w:t>
-      </w:r>
-      <w:proofErr w:type="spellStart"/>
-      <w:r>
-        <w:t>Org</w:t>
-      </w:r>
-      <w:proofErr w:type="spellEnd"/>
-      <w:r>
-        <w:t xml:space="preserve"> &amp; </w:t>
-      </w:r>
-      <w:proofErr w:type="spellStart"/>
-      <w:r>
-        <w:t>Repo</w:t>
-      </w:r>
-      <w:proofErr w:type="spellEnd"/>
-      <w:r>
-        <w:t xml:space="preserve"> opzetten: 10 min</w:t>
+      <w:r>
+        <w:t>Github Org &amp; Repo opzetten: 10 min</w:t>
       </w:r>
     </w:p>
     <w:p>
@@ -687,21 +666,7 @@
         <w:rPr>
           <w:lang w:val="en-US"/>
         </w:rPr>
-        <w:t xml:space="preserve">Git Repo branch protection rules </w:t>
-      </w:r>
-      <w:proofErr w:type="spellStart"/>
-      <w:r>
-        <w:rPr>
-          <w:lang w:val="en-US"/>
-        </w:rPr>
-        <w:t>opzetten</w:t>
-      </w:r>
-      <w:proofErr w:type="spellEnd"/>
-      <w:r>
-        <w:rPr>
-          <w:lang w:val="en-US"/>
-        </w:rPr>
-        <w:t>: 10 min</w:t>
+        <w:t>Git Repo branch protection rules opzetten: 10 min</w:t>
       </w:r>
     </w:p>
     <w:p>
@@ -713,15 +678,7 @@
         </w:numPr>
       </w:pPr>
       <w:r>
-        <w:t xml:space="preserve">Basis </w:t>
-      </w:r>
-      <w:proofErr w:type="spellStart"/>
-      <w:r>
-        <w:t>pipelines</w:t>
-      </w:r>
-      <w:proofErr w:type="spellEnd"/>
-      <w:r>
-        <w:t xml:space="preserve"> overzetten: 1 min</w:t>
+        <w:t>Basis pipelines overzetten: 1 min</w:t>
       </w:r>
     </w:p>
     <w:p>
@@ -736,10 +693,22 @@
         <w:t xml:space="preserve">Vullen van de backlog via een geautomatiseerd script: </w:t>
       </w:r>
       <w:r>
-        <w:t>1</w:t>
+        <w:t>3</w:t>
       </w:r>
       <w:r>
         <w:t xml:space="preserve"> uur</w:t>
+      </w:r>
+    </w:p>
+    <w:p>
+      <w:pPr>
+        <w:pStyle w:val="Lijstalinea"/>
+        <w:numPr>
+          <w:ilvl w:val="0"/>
+          <w:numId w:val="2"/>
+        </w:numPr>
+      </w:pPr>
+      <w:r>
+        <w:t>Vullen van API documentatie: 2 uur</w:t>
       </w:r>
     </w:p>
     <w:p>
@@ -835,21 +804,8 @@
           </w:tcPr>
           <w:p>
             <w:r>
-              <w:t xml:space="preserve">Begin opzet eigen </w:t>
-            </w:r>
-            <w:proofErr w:type="spellStart"/>
-            <w:r>
-              <w:t>wrapper</w:t>
-            </w:r>
-            <w:proofErr w:type="spellEnd"/>
-            <w:r>
-              <w:t xml:space="preserve"> rondom </w:t>
-            </w:r>
-            <w:proofErr w:type="spellStart"/>
-            <w:r>
-              <w:t>PyTest</w:t>
-            </w:r>
-            <w:proofErr w:type="spellEnd"/>
+              <w:t>Begin opzet eigen wrapper rondom PyTest</w:t>
+            </w:r>
           </w:p>
         </w:tc>
         <w:tc>
@@ -868,39 +824,7 @@
                 <w:sz w:val="18"/>
                 <w:szCs w:val="18"/>
               </w:rPr>
-              <w:t xml:space="preserve">Om er voor te zorgen dat we de oude API makkelijker kunnen testen en documenteren heb ik een </w:t>
-            </w:r>
-            <w:proofErr w:type="spellStart"/>
-            <w:r>
-              <w:rPr>
-                <w:sz w:val="18"/>
-                <w:szCs w:val="18"/>
-              </w:rPr>
-              <w:t>wrapper</w:t>
-            </w:r>
-            <w:proofErr w:type="spellEnd"/>
-            <w:r>
-              <w:rPr>
-                <w:sz w:val="18"/>
-                <w:szCs w:val="18"/>
-              </w:rPr>
-              <w:t xml:space="preserve"> om </w:t>
-            </w:r>
-            <w:proofErr w:type="spellStart"/>
-            <w:r>
-              <w:rPr>
-                <w:sz w:val="18"/>
-                <w:szCs w:val="18"/>
-              </w:rPr>
-              <w:t>PyTest</w:t>
-            </w:r>
-            <w:proofErr w:type="spellEnd"/>
-            <w:r>
-              <w:rPr>
-                <w:sz w:val="18"/>
-                <w:szCs w:val="18"/>
-              </w:rPr>
-              <w:t xml:space="preserve"> heen gemaakt die voor ons het runnen van de tests vereenvoudigd.</w:t>
+              <w:t>Om er voor te zorgen dat we de oude API makkelijker kunnen testen en documenteren heb ik een wrapper om PyTest heen gemaakt die voor ons het runnen van de tests vereenvoudigd.</w:t>
             </w:r>
           </w:p>
         </w:tc>
@@ -935,31 +859,7 @@
           </w:tcPr>
           <w:p>
             <w:r>
-              <w:t xml:space="preserve">Afronden </w:t>
-            </w:r>
-            <w:proofErr w:type="spellStart"/>
-            <w:r>
-              <w:t>PyTest</w:t>
-            </w:r>
-            <w:proofErr w:type="spellEnd"/>
-            <w:r>
-              <w:t xml:space="preserve"> </w:t>
-            </w:r>
-            <w:proofErr w:type="spellStart"/>
-            <w:r>
-              <w:t>wrapper</w:t>
-            </w:r>
-            <w:proofErr w:type="spellEnd"/>
-            <w:r>
-              <w:t xml:space="preserve">. Eerste test voor </w:t>
-            </w:r>
-            <w:proofErr w:type="spellStart"/>
-            <w:r>
-              <w:t>suppliers</w:t>
-            </w:r>
-            <w:proofErr w:type="spellEnd"/>
-            <w:r>
-              <w:t xml:space="preserve"> gemaakt.</w:t>
+              <w:t>Afronden PyTest wrapper. Eerste test voor suppliers gemaakt.</w:t>
             </w:r>
           </w:p>
         </w:tc>
@@ -974,53 +874,12 @@
                 <w:szCs w:val="18"/>
               </w:rPr>
             </w:pPr>
-            <w:proofErr w:type="spellStart"/>
             <w:r>
               <w:rPr>
                 <w:sz w:val="18"/>
                 <w:szCs w:val="18"/>
               </w:rPr>
-              <w:t>PyTest</w:t>
-            </w:r>
-            <w:proofErr w:type="spellEnd"/>
-            <w:r>
-              <w:rPr>
-                <w:sz w:val="18"/>
-                <w:szCs w:val="18"/>
-              </w:rPr>
-              <w:t xml:space="preserve"> </w:t>
-            </w:r>
-            <w:proofErr w:type="spellStart"/>
-            <w:r>
-              <w:rPr>
-                <w:sz w:val="18"/>
-                <w:szCs w:val="18"/>
-              </w:rPr>
-              <w:t>wrapper</w:t>
-            </w:r>
-            <w:proofErr w:type="spellEnd"/>
-            <w:r>
-              <w:rPr>
-                <w:sz w:val="18"/>
-                <w:szCs w:val="18"/>
-              </w:rPr>
-              <w:t xml:space="preserve"> afgemaakt. Ook eerste test file voor de </w:t>
-            </w:r>
-            <w:proofErr w:type="spellStart"/>
-            <w:r>
-              <w:rPr>
-                <w:sz w:val="18"/>
-                <w:szCs w:val="18"/>
-              </w:rPr>
-              <w:t>suppliers</w:t>
-            </w:r>
-            <w:proofErr w:type="spellEnd"/>
-            <w:r>
-              <w:rPr>
-                <w:sz w:val="18"/>
-                <w:szCs w:val="18"/>
-              </w:rPr>
-              <w:t xml:space="preserve"> resource gemaakt zodat de rest van het team een template heeft om mee te werken. </w:t>
+              <w:t xml:space="preserve">PyTest wrapper afgemaakt. Ook eerste test file voor de suppliers resource gemaakt zodat de rest van het team een template heeft om mee te werken. </w:t>
             </w:r>
             <w:hyperlink r:id="rId5" w:history="1">
               <w:r>
@@ -1078,15 +937,7 @@
           </w:tcPr>
           <w:p>
             <w:r>
-              <w:t xml:space="preserve">Data model voor </w:t>
-            </w:r>
-            <w:proofErr w:type="spellStart"/>
-            <w:r>
-              <w:t>onderzoeks</w:t>
-            </w:r>
-            <w:proofErr w:type="spellEnd"/>
-            <w:r>
-              <w:t xml:space="preserve"> rapport</w:t>
+              <w:t>Data model voor onderzoeks rapport</w:t>
             </w:r>
           </w:p>
         </w:tc>
@@ -1149,41 +1000,13 @@
               <w:rPr>
                 <w:lang w:val="en-US"/>
               </w:rPr>
-              <w:t xml:space="preserve">Tests </w:t>
-            </w:r>
-            <w:proofErr w:type="spellStart"/>
+              <w:t>Tests voor transfers resource g</w:t>
+            </w:r>
             <w:r>
               <w:rPr>
                 <w:lang w:val="en-US"/>
               </w:rPr>
-              <w:t>voor</w:t>
-            </w:r>
-            <w:proofErr w:type="spellEnd"/>
-            <w:r>
-              <w:rPr>
-                <w:lang w:val="en-US"/>
-              </w:rPr>
-              <w:t xml:space="preserve"> transfers resource </w:t>
-            </w:r>
-            <w:proofErr w:type="spellStart"/>
-            <w:r>
-              <w:rPr>
-                <w:lang w:val="en-US"/>
-              </w:rPr>
-              <w:t>g</w:t>
-            </w:r>
-            <w:r>
-              <w:rPr>
-                <w:lang w:val="en-US"/>
-              </w:rPr>
-              <w:t>emaakt</w:t>
-            </w:r>
-            <w:proofErr w:type="spellEnd"/>
-            <w:r>
-              <w:rPr>
-                <w:lang w:val="en-US"/>
-              </w:rPr>
-              <w:t>.</w:t>
+              <w:t>emaakt.</w:t>
             </w:r>
           </w:p>
         </w:tc>
@@ -1262,50 +1085,14 @@
               <w:rPr>
                 <w:lang w:val="en-US"/>
               </w:rPr>
-              <w:t xml:space="preserve">Tests </w:t>
-            </w:r>
-            <w:proofErr w:type="spellStart"/>
+              <w:t>Tests voor item_group r</w:t>
+            </w:r>
             <w:r>
               <w:rPr>
                 <w:lang w:val="en-US"/>
               </w:rPr>
-              <w:t>voor</w:t>
-            </w:r>
-            <w:proofErr w:type="spellEnd"/>
-            <w:r>
-              <w:rPr>
-                <w:lang w:val="en-US"/>
-              </w:rPr>
-              <w:t xml:space="preserve"> </w:t>
-            </w:r>
-            <w:proofErr w:type="spellStart"/>
-            <w:r>
-              <w:rPr>
-                <w:lang w:val="en-US"/>
-              </w:rPr>
-              <w:t>item_group</w:t>
-            </w:r>
-            <w:proofErr w:type="spellEnd"/>
-            <w:r>
-              <w:rPr>
-                <w:lang w:val="en-US"/>
-              </w:rPr>
-              <w:t xml:space="preserve"> r</w:t>
-            </w:r>
-            <w:r>
-              <w:rPr>
-                <w:lang w:val="en-US"/>
-              </w:rPr>
-              <w:t xml:space="preserve">esource </w:t>
-            </w:r>
-            <w:proofErr w:type="spellStart"/>
-            <w:r>
-              <w:rPr>
-                <w:lang w:val="en-US"/>
-              </w:rPr>
-              <w:t>gameekt</w:t>
-            </w:r>
-            <w:proofErr w:type="spellEnd"/>
+              <w:t>esource gameekt</w:t>
+            </w:r>
           </w:p>
         </w:tc>
         <w:tc>
@@ -1368,6 +1155,9 @@
             <w:r>
               <w:t>27-09-2026</w:t>
             </w:r>
+            <w:r>
+              <w:t xml:space="preserve"> – 29-09-2026</w:t>
+            </w:r>
           </w:p>
         </w:tc>
         <w:tc>
@@ -1392,7 +1182,7 @@
           </w:tcPr>
           <w:p>
             <w:r>
-              <w:t>1</w:t>
+              <w:t>3</w:t>
             </w:r>
             <w:r>
               <w:t xml:space="preserve"> </w:t>
@@ -1411,71 +1201,39 @@
           <w:tcPr>
             <w:tcW w:w="2254" w:type="dxa"/>
           </w:tcPr>
-          <w:p>
-            <w:r>
-              <w:t>28-09-2026</w:t>
-            </w:r>
-          </w:p>
-        </w:tc>
-        <w:tc>
-          <w:tcPr>
-            <w:tcW w:w="2254" w:type="dxa"/>
-          </w:tcPr>
-          <w:p>
-            <w:r>
-              <w:t>Code reviews gedaan</w:t>
-            </w:r>
-          </w:p>
-        </w:tc>
-        <w:tc>
-          <w:tcPr>
-            <w:tcW w:w="2254" w:type="dxa"/>
-          </w:tcPr>
-          <w:p/>
-        </w:tc>
-        <w:tc>
-          <w:tcPr>
-            <w:tcW w:w="2254" w:type="dxa"/>
-          </w:tcPr>
-          <w:p>
-            <w:r>
-              <w:t>1 uur</w:t>
-            </w:r>
-          </w:p>
-        </w:tc>
-      </w:tr>
-      <w:tr>
-        <w:trPr>
-          <w:trHeight w:val="300"/>
-        </w:trPr>
-        <w:tc>
-          <w:tcPr>
-            <w:tcW w:w="2254" w:type="dxa"/>
-          </w:tcPr>
-          <w:p/>
-        </w:tc>
-        <w:tc>
-          <w:tcPr>
-            <w:tcW w:w="2254" w:type="dxa"/>
-          </w:tcPr>
-          <w:p/>
-        </w:tc>
-        <w:tc>
-          <w:tcPr>
-            <w:tcW w:w="2254" w:type="dxa"/>
-          </w:tcPr>
-          <w:p/>
-        </w:tc>
-        <w:tc>
-          <w:tcPr>
-            <w:tcW w:w="2254" w:type="dxa"/>
-          </w:tcPr>
-          <w:p>
-            <w:r>
-              <w:t>Totaal</w:t>
-            </w:r>
-            <w:r>
-              <w:t xml:space="preserve"> 20 uur</w:t>
+          <w:p/>
+        </w:tc>
+        <w:tc>
+          <w:tcPr>
+            <w:tcW w:w="2254" w:type="dxa"/>
+          </w:tcPr>
+          <w:p/>
+        </w:tc>
+        <w:tc>
+          <w:tcPr>
+            <w:tcW w:w="2254" w:type="dxa"/>
+          </w:tcPr>
+          <w:p/>
+        </w:tc>
+        <w:tc>
+          <w:tcPr>
+            <w:tcW w:w="2254" w:type="dxa"/>
+          </w:tcPr>
+          <w:p>
+            <w:r>
+              <w:t xml:space="preserve">Totaal </w:t>
+            </w:r>
+            <w:r>
+              <w:t>~</w:t>
+            </w:r>
+            <w:r>
+              <w:t>2</w:t>
+            </w:r>
+            <w:r>
+              <w:t>8</w:t>
+            </w:r>
+            <w:r>
+              <w:t xml:space="preserve"> uur</w:t>
             </w:r>
           </w:p>
           <w:p/>
@@ -1639,15 +1397,7 @@
           </w:tcPr>
           <w:p>
             <w:r>
-              <w:t xml:space="preserve">We hadden een planning meeting op school om te bespreken wat onze </w:t>
-            </w:r>
-            <w:proofErr w:type="spellStart"/>
-            <w:r>
-              <w:t>userstories</w:t>
-            </w:r>
-            <w:proofErr w:type="spellEnd"/>
-            <w:r>
-              <w:t xml:space="preserve"> zouden zijn en wie wat gaat doen in sprint 2</w:t>
+              <w:t>We hadden een planning meeting op school om te bespreken wat onze userstories zouden zijn en wie wat gaat doen in sprint 2</w:t>
             </w:r>
           </w:p>
         </w:tc>
@@ -1692,15 +1442,7 @@
           </w:tcPr>
           <w:p>
             <w:r>
-              <w:t xml:space="preserve">We hadden de backlog gemaakt voor sprint 2 met alle </w:t>
-            </w:r>
-            <w:proofErr w:type="spellStart"/>
-            <w:r>
-              <w:t>userstories</w:t>
-            </w:r>
-            <w:proofErr w:type="spellEnd"/>
-            <w:r>
-              <w:t xml:space="preserve"> en wat erin bevatten</w:t>
+              <w:t>We hadden de backlog gemaakt voor sprint 2 met alle userstories en wat erin bevatten</w:t>
             </w:r>
           </w:p>
         </w:tc>
@@ -1748,13 +1490,8 @@
               <w:t xml:space="preserve">Ik heb </w:t>
             </w:r>
             <w:r>
-              <w:t xml:space="preserve">de userstory register </w:t>
-            </w:r>
-            <w:proofErr w:type="spellStart"/>
-            <w:r>
-              <w:t>gecodereerd</w:t>
-            </w:r>
-            <w:proofErr w:type="spellEnd"/>
+              <w:t>de userstory register gecodereerd</w:t>
+            </w:r>
           </w:p>
         </w:tc>
         <w:tc>
@@ -1788,13 +1525,8 @@
           </w:tcPr>
           <w:p>
             <w:r>
-              <w:t xml:space="preserve">Coderen voor </w:t>
-            </w:r>
-            <w:proofErr w:type="spellStart"/>
-            <w:r>
-              <w:t>checkout</w:t>
-            </w:r>
-            <w:proofErr w:type="spellEnd"/>
+              <w:t>Coderen voor checkout</w:t>
+            </w:r>
           </w:p>
         </w:tc>
         <w:tc>
@@ -1813,39 +1545,7 @@
                 <w:sz w:val="20"/>
                 <w:szCs w:val="20"/>
               </w:rPr>
-              <w:t xml:space="preserve">Ik heb de userstory </w:t>
-            </w:r>
-            <w:proofErr w:type="spellStart"/>
-            <w:r>
-              <w:rPr>
-                <w:sz w:val="20"/>
-                <w:szCs w:val="20"/>
-              </w:rPr>
-              <w:t>Checkout</w:t>
-            </w:r>
-            <w:proofErr w:type="spellEnd"/>
-            <w:r>
-              <w:rPr>
-                <w:sz w:val="20"/>
-                <w:szCs w:val="20"/>
-              </w:rPr>
-              <w:t xml:space="preserve"> </w:t>
-            </w:r>
-            <w:proofErr w:type="spellStart"/>
-            <w:r>
-              <w:rPr>
-                <w:sz w:val="20"/>
-                <w:szCs w:val="20"/>
-              </w:rPr>
-              <w:t>gecodereerd</w:t>
-            </w:r>
-            <w:proofErr w:type="spellEnd"/>
-            <w:r>
-              <w:rPr>
-                <w:sz w:val="20"/>
-                <w:szCs w:val="20"/>
-              </w:rPr>
-              <w:t>, duurde wat langer, want ik had veel zitten zoeken op internet om te kijken hoe het ongeveer moest</w:t>
+              <w:t>Ik heb de userstory Checkout gecodereerd, duurde wat langer, want ik had veel zitten zoeken op internet om te kijken hoe het ongeveer moest</w:t>
             </w:r>
           </w:p>
           <w:p>
@@ -1898,23 +1598,7 @@
           </w:tcPr>
           <w:p>
             <w:r>
-              <w:t xml:space="preserve">Ik had </w:t>
-            </w:r>
-            <w:proofErr w:type="spellStart"/>
-            <w:r>
-              <w:t>gedugged</w:t>
-            </w:r>
-            <w:proofErr w:type="spellEnd"/>
-            <w:r>
-              <w:t xml:space="preserve"> voor userstory register en </w:t>
-            </w:r>
-            <w:proofErr w:type="spellStart"/>
-            <w:r>
-              <w:t>checkout</w:t>
-            </w:r>
-            <w:proofErr w:type="spellEnd"/>
-            <w:r>
-              <w:t>, om te kijken wat er kon verbeterd worden en wat niet werkte</w:t>
+              <w:t>Ik had gedugged voor userstory register en checkout, om te kijken wat er kon verbeterd worden en wat niet werkte</w:t>
             </w:r>
           </w:p>
         </w:tc>
@@ -2326,38 +2010,17 @@
           </w:tcPr>
           <w:p>
             <w:r>
-              <w:t xml:space="preserve">Debuggen van </w:t>
-            </w:r>
-            <w:proofErr w:type="spellStart"/>
-            <w:r>
-              <w:t>userstories</w:t>
-            </w:r>
-            <w:proofErr w:type="spellEnd"/>
-          </w:p>
-        </w:tc>
-        <w:tc>
-          <w:tcPr>
-            <w:tcW w:w="2254" w:type="dxa"/>
-          </w:tcPr>
-          <w:p>
-            <w:r>
-              <w:t xml:space="preserve">Ik had </w:t>
-            </w:r>
-            <w:proofErr w:type="spellStart"/>
-            <w:r>
-              <w:t>gedebugged</w:t>
-            </w:r>
-            <w:proofErr w:type="spellEnd"/>
-            <w:r>
-              <w:t xml:space="preserve"> voor beide </w:t>
-            </w:r>
-            <w:proofErr w:type="spellStart"/>
-            <w:r>
-              <w:t>userstories</w:t>
-            </w:r>
-            <w:proofErr w:type="spellEnd"/>
-            <w:r>
-              <w:t xml:space="preserve"> om fouten te fixen.</w:t>
+              <w:t>Debuggen van userstories</w:t>
+            </w:r>
+          </w:p>
+        </w:tc>
+        <w:tc>
+          <w:tcPr>
+            <w:tcW w:w="2254" w:type="dxa"/>
+          </w:tcPr>
+          <w:p>
+            <w:r>
+              <w:t>Ik had gedebugged voor beide userstories om fouten te fixen.</w:t>
             </w:r>
           </w:p>
         </w:tc>
@@ -2631,13 +2294,8 @@
             <w:tcW w:w="2254" w:type="dxa"/>
           </w:tcPr>
           <w:p>
-            <w:proofErr w:type="spellStart"/>
-            <w:r>
-              <w:t>Redis</w:t>
-            </w:r>
-            <w:proofErr w:type="spellEnd"/>
-            <w:r>
-              <w:t xml:space="preserve"> uitzoeken en installeren op de server en correct opstellen</w:t>
+            <w:r>
+              <w:t>Redis uitzoeken en installeren op de server en correct opstellen</w:t>
             </w:r>
           </w:p>
         </w:tc>
@@ -2657,23 +2315,7 @@
                 <w:sz w:val="20"/>
                 <w:szCs w:val="20"/>
               </w:rPr>
-              <w:t xml:space="preserve">Ik had met Daan samen naar </w:t>
-            </w:r>
-            <w:proofErr w:type="spellStart"/>
-            <w:r>
-              <w:rPr>
-                <w:sz w:val="20"/>
-                <w:szCs w:val="20"/>
-              </w:rPr>
-              <w:t>redis</w:t>
-            </w:r>
-            <w:proofErr w:type="spellEnd"/>
-            <w:r>
-              <w:rPr>
-                <w:sz w:val="20"/>
-                <w:szCs w:val="20"/>
-              </w:rPr>
-              <w:t xml:space="preserve"> zitten zoeken om beter begrip te krijgen wat het was en hoe het moest geïnstalleerd worden. We hadden ook een call met Jurn om de bind op te lossen</w:t>
+              <w:t>Ik had met Daan samen naar redis zitten zoeken om beter begrip te krijgen wat het was en hoe het moest geïnstalleerd worden. We hadden ook een call met Jurn om de bind op te lossen</w:t>
             </w:r>
           </w:p>
         </w:tc>
@@ -2708,30 +2350,17 @@
           </w:tcPr>
           <w:p>
             <w:r>
-              <w:t xml:space="preserve">Coderen voor connectie tot server voor </w:t>
-            </w:r>
-            <w:proofErr w:type="spellStart"/>
-            <w:r>
-              <w:t>redis</w:t>
-            </w:r>
-            <w:proofErr w:type="spellEnd"/>
-          </w:p>
-        </w:tc>
-        <w:tc>
-          <w:tcPr>
-            <w:tcW w:w="2254" w:type="dxa"/>
-          </w:tcPr>
-          <w:p>
-            <w:r>
-              <w:t xml:space="preserve">Ik moest weer uitzoeken hoe ik code kon schrijven voor een connectie naar </w:t>
-            </w:r>
-            <w:proofErr w:type="spellStart"/>
-            <w:r>
-              <w:t>redis</w:t>
-            </w:r>
-            <w:proofErr w:type="spellEnd"/>
-            <w:r>
-              <w:t xml:space="preserve"> en dan alles correct op zetten</w:t>
+              <w:t>Coderen voor connectie tot server voor redis</w:t>
+            </w:r>
+          </w:p>
+        </w:tc>
+        <w:tc>
+          <w:tcPr>
+            <w:tcW w:w="2254" w:type="dxa"/>
+          </w:tcPr>
+          <w:p>
+            <w:r>
+              <w:t>Ik moest weer uitzoeken hoe ik code kon schrijven voor een connectie naar redis en dan alles correct op zetten</w:t>
             </w:r>
           </w:p>
         </w:tc>
@@ -2833,21 +2462,8 @@
           </w:tcPr>
           <w:p>
             <w:r>
-              <w:t xml:space="preserve">Ik had nog wat voor oude </w:t>
-            </w:r>
-            <w:proofErr w:type="spellStart"/>
-            <w:r>
-              <w:t>userstories</w:t>
-            </w:r>
-            <w:proofErr w:type="spellEnd"/>
-            <w:r>
-              <w:t xml:space="preserve"> wat </w:t>
-            </w:r>
-            <w:proofErr w:type="spellStart"/>
-            <w:r>
-              <w:t>gedebugged</w:t>
-            </w:r>
-            <w:proofErr w:type="spellEnd"/>
+              <w:t>Ik had nog wat voor oude userstories wat gedebugged</w:t>
+            </w:r>
           </w:p>
         </w:tc>
         <w:tc>
@@ -3090,31 +2706,18 @@
             <w:tcW w:w="2254" w:type="dxa"/>
           </w:tcPr>
           <w:p>
-            <w:proofErr w:type="spellStart"/>
-            <w:r>
-              <w:t>MongoDB</w:t>
-            </w:r>
-            <w:proofErr w:type="spellEnd"/>
-            <w:r>
-              <w:t xml:space="preserve"> uitzoeken</w:t>
-            </w:r>
-          </w:p>
-        </w:tc>
-        <w:tc>
-          <w:tcPr>
-            <w:tcW w:w="2254" w:type="dxa"/>
-          </w:tcPr>
-          <w:p>
-            <w:r>
-              <w:t xml:space="preserve">Uitzoeken hoe en wat </w:t>
-            </w:r>
-            <w:proofErr w:type="spellStart"/>
-            <w:r>
-              <w:t>MongoDb</w:t>
-            </w:r>
-            <w:proofErr w:type="spellEnd"/>
-            <w:r>
-              <w:t xml:space="preserve"> doet en is met Daan</w:t>
+            <w:r>
+              <w:t>MongoDB uitzoeken</w:t>
+            </w:r>
+          </w:p>
+        </w:tc>
+        <w:tc>
+          <w:tcPr>
+            <w:tcW w:w="2254" w:type="dxa"/>
+          </w:tcPr>
+          <w:p>
+            <w:r>
+              <w:t>Uitzoeken hoe en wat MongoDb doet en is met Daan</w:t>
             </w:r>
           </w:p>
         </w:tc>
@@ -3151,31 +2754,18 @@
             <w:tcW w:w="2254" w:type="dxa"/>
           </w:tcPr>
           <w:p>
-            <w:proofErr w:type="spellStart"/>
-            <w:r>
-              <w:t>MongoDB</w:t>
-            </w:r>
-            <w:proofErr w:type="spellEnd"/>
-            <w:r>
-              <w:t xml:space="preserve"> installeren</w:t>
-            </w:r>
-          </w:p>
-        </w:tc>
-        <w:tc>
-          <w:tcPr>
-            <w:tcW w:w="2254" w:type="dxa"/>
-          </w:tcPr>
-          <w:p>
-            <w:r>
-              <w:t xml:space="preserve">Met Daan samen </w:t>
-            </w:r>
-            <w:proofErr w:type="spellStart"/>
-            <w:r>
-              <w:t>MongoDb</w:t>
-            </w:r>
-            <w:proofErr w:type="spellEnd"/>
-            <w:r>
-              <w:t xml:space="preserve"> installeren</w:t>
+            <w:r>
+              <w:t>MongoDB installeren</w:t>
+            </w:r>
+          </w:p>
+        </w:tc>
+        <w:tc>
+          <w:tcPr>
+            <w:tcW w:w="2254" w:type="dxa"/>
+          </w:tcPr>
+          <w:p>
+            <w:r>
+              <w:t>Met Daan samen MongoDb installeren</w:t>
             </w:r>
           </w:p>
         </w:tc>
@@ -3215,39 +2805,18 @@
             <w:r>
               <w:t xml:space="preserve">Coderen voor userstory </w:t>
             </w:r>
-            <w:proofErr w:type="spellStart"/>
-            <w:r>
-              <w:t>userlog</w:t>
-            </w:r>
-            <w:proofErr w:type="spellEnd"/>
-            <w:r>
-              <w:t xml:space="preserve"> opslaan</w:t>
-            </w:r>
-          </w:p>
-        </w:tc>
-        <w:tc>
-          <w:tcPr>
-            <w:tcW w:w="2254" w:type="dxa"/>
-          </w:tcPr>
-          <w:p>
-            <w:r>
-              <w:t xml:space="preserve">Ik heb een soort </w:t>
-            </w:r>
-            <w:proofErr w:type="spellStart"/>
-            <w:r>
-              <w:t>userlog</w:t>
-            </w:r>
-            <w:proofErr w:type="spellEnd"/>
-            <w:r>
-              <w:t xml:space="preserve"> gemaakt wanneer een user wat doet wordt het in </w:t>
-            </w:r>
-            <w:proofErr w:type="spellStart"/>
-            <w:r>
-              <w:t>mongodb</w:t>
-            </w:r>
-            <w:proofErr w:type="spellEnd"/>
-            <w:r>
-              <w:t xml:space="preserve"> opgeslagen met wat hij/zij heeft gedaan</w:t>
+            <w:r>
+              <w:t>userlog opslaan</w:t>
+            </w:r>
+          </w:p>
+        </w:tc>
+        <w:tc>
+          <w:tcPr>
+            <w:tcW w:w="2254" w:type="dxa"/>
+          </w:tcPr>
+          <w:p>
+            <w:r>
+              <w:t>Ik heb een soort userlog gemaakt wanneer een user wat doet wordt het in mongodb opgeslagen met wat hij/zij heeft gedaan</w:t>
             </w:r>
           </w:p>
         </w:tc>
@@ -3288,13 +2857,8 @@
               <w:t>Test voor userstory</w:t>
             </w:r>
             <w:r>
-              <w:t xml:space="preserve"> </w:t>
-            </w:r>
-            <w:proofErr w:type="spellStart"/>
-            <w:r>
-              <w:t>userlog</w:t>
-            </w:r>
-            <w:proofErr w:type="spellEnd"/>
+              <w:t xml:space="preserve"> userlog</w:t>
+            </w:r>
           </w:p>
         </w:tc>
         <w:tc>
@@ -3648,31 +3212,18 @@
             <w:tcW w:w="2254" w:type="dxa"/>
           </w:tcPr>
           <w:p>
-            <w:proofErr w:type="spellStart"/>
-            <w:r>
-              <w:t>Midterm</w:t>
-            </w:r>
-            <w:proofErr w:type="spellEnd"/>
-            <w:r>
-              <w:t xml:space="preserve"> presentatie maken met team</w:t>
-            </w:r>
-          </w:p>
-        </w:tc>
-        <w:tc>
-          <w:tcPr>
-            <w:tcW w:w="2254" w:type="dxa"/>
-          </w:tcPr>
-          <w:p>
-            <w:r>
-              <w:t xml:space="preserve">We zaten in een call met het team om de </w:t>
-            </w:r>
-            <w:proofErr w:type="spellStart"/>
-            <w:r>
-              <w:t>midterm</w:t>
-            </w:r>
-            <w:proofErr w:type="spellEnd"/>
-            <w:r>
-              <w:t xml:space="preserve"> presentatie te maken</w:t>
+            <w:r>
+              <w:t>Midterm presentatie maken met team</w:t>
+            </w:r>
+          </w:p>
+        </w:tc>
+        <w:tc>
+          <w:tcPr>
+            <w:tcW w:w="2254" w:type="dxa"/>
+          </w:tcPr>
+          <w:p>
+            <w:r>
+              <w:t>We zaten in een call met het team om de midterm presentatie te maken</w:t>
             </w:r>
           </w:p>
         </w:tc>
@@ -3941,21 +3492,13 @@
           </w:tcPr>
           <w:p>
             <w:r>
-              <w:t xml:space="preserve">Samen met het team </w:t>
-            </w:r>
-            <w:proofErr w:type="spellStart"/>
-            <w:r>
-              <w:t>test</w:t>
+              <w:t>Samen met het team test</w:t>
             </w:r>
             <w:r>
               <w:t>-</w:t>
             </w:r>
             <w:r>
-              <w:t>rapport</w:t>
-            </w:r>
-            <w:proofErr w:type="spellEnd"/>
-            <w:r>
-              <w:t xml:space="preserve"> invullen</w:t>
+              <w:t>rapport invullen</w:t>
             </w:r>
           </w:p>
         </w:tc>
@@ -4003,15 +3546,7 @@
           </w:tcPr>
           <w:p>
             <w:r>
-              <w:t xml:space="preserve">Ik heb voor de eerste twee </w:t>
-            </w:r>
-            <w:proofErr w:type="spellStart"/>
-            <w:r>
-              <w:t>userstories</w:t>
-            </w:r>
-            <w:proofErr w:type="spellEnd"/>
-            <w:r>
-              <w:t xml:space="preserve"> unit tests gemaakt. Login en register</w:t>
+              <w:t>Ik heb voor de eerste twee userstories unit tests gemaakt. Login en register</w:t>
             </w:r>
           </w:p>
         </w:tc>
@@ -4157,30 +3692,8 @@
               <w:rPr>
                 <w:lang w:val="en-US"/>
               </w:rPr>
-              <w:t xml:space="preserve">Checkout, discount </w:t>
-            </w:r>
-            <w:proofErr w:type="spellStart"/>
-            <w:r>
-              <w:rPr>
-                <w:lang w:val="en-US"/>
-              </w:rPr>
-              <w:t>en</w:t>
-            </w:r>
-            <w:proofErr w:type="spellEnd"/>
-            <w:r>
-              <w:rPr>
-                <w:lang w:val="en-US"/>
-              </w:rPr>
-              <w:t xml:space="preserve"> mail unit test </w:t>
-            </w:r>
-            <w:proofErr w:type="spellStart"/>
-            <w:r>
-              <w:rPr>
-                <w:lang w:val="en-US"/>
-              </w:rPr>
-              <w:t>maken</w:t>
-            </w:r>
-            <w:proofErr w:type="spellEnd"/>
+              <w:t>Checkout, discount en mail unit test maken</w:t>
+            </w:r>
           </w:p>
         </w:tc>
         <w:tc>

--- a/LogBoek Dimitri.docx
+++ b/LogBoek Dimitri.docx
@@ -647,8 +647,29 @@
           <w:numId w:val="2"/>
         </w:numPr>
       </w:pPr>
-      <w:r>
-        <w:t>Github Org &amp; Repo opzetten: 10 min</w:t>
+      <w:proofErr w:type="spellStart"/>
+      <w:r>
+        <w:t>Github</w:t>
+      </w:r>
+      <w:proofErr w:type="spellEnd"/>
+      <w:r>
+        <w:t xml:space="preserve"> </w:t>
+      </w:r>
+      <w:proofErr w:type="spellStart"/>
+      <w:r>
+        <w:t>Org</w:t>
+      </w:r>
+      <w:proofErr w:type="spellEnd"/>
+      <w:r>
+        <w:t xml:space="preserve"> &amp; </w:t>
+      </w:r>
+      <w:proofErr w:type="spellStart"/>
+      <w:r>
+        <w:t>Repo</w:t>
+      </w:r>
+      <w:proofErr w:type="spellEnd"/>
+      <w:r>
+        <w:t xml:space="preserve"> opzetten: 10 min</w:t>
       </w:r>
     </w:p>
     <w:p>
@@ -666,7 +687,21 @@
         <w:rPr>
           <w:lang w:val="en-US"/>
         </w:rPr>
-        <w:t>Git Repo branch protection rules opzetten: 10 min</w:t>
+        <w:t xml:space="preserve">Git Repo branch protection rules </w:t>
+      </w:r>
+      <w:proofErr w:type="spellStart"/>
+      <w:r>
+        <w:rPr>
+          <w:lang w:val="en-US"/>
+        </w:rPr>
+        <w:t>opzetten</w:t>
+      </w:r>
+      <w:proofErr w:type="spellEnd"/>
+      <w:r>
+        <w:rPr>
+          <w:lang w:val="en-US"/>
+        </w:rPr>
+        <w:t>: 10 min</w:t>
       </w:r>
     </w:p>
     <w:p>
@@ -678,7 +713,15 @@
         </w:numPr>
       </w:pPr>
       <w:r>
-        <w:t>Basis pipelines overzetten: 1 min</w:t>
+        <w:t xml:space="preserve">Basis </w:t>
+      </w:r>
+      <w:proofErr w:type="spellStart"/>
+      <w:r>
+        <w:t>pipelines</w:t>
+      </w:r>
+      <w:proofErr w:type="spellEnd"/>
+      <w:r>
+        <w:t xml:space="preserve"> overzetten: 1 min</w:t>
       </w:r>
     </w:p>
     <w:p>
@@ -804,8 +847,21 @@
           </w:tcPr>
           <w:p>
             <w:r>
-              <w:t>Begin opzet eigen wrapper rondom PyTest</w:t>
-            </w:r>
+              <w:t xml:space="preserve">Begin opzet eigen </w:t>
+            </w:r>
+            <w:proofErr w:type="spellStart"/>
+            <w:r>
+              <w:t>wrapper</w:t>
+            </w:r>
+            <w:proofErr w:type="spellEnd"/>
+            <w:r>
+              <w:t xml:space="preserve"> rondom </w:t>
+            </w:r>
+            <w:proofErr w:type="spellStart"/>
+            <w:r>
+              <w:t>PyTest</w:t>
+            </w:r>
+            <w:proofErr w:type="spellEnd"/>
           </w:p>
         </w:tc>
         <w:tc>
@@ -824,62 +880,159 @@
                 <w:sz w:val="18"/>
                 <w:szCs w:val="18"/>
               </w:rPr>
-              <w:t>Om er voor te zorgen dat we de oude API makkelijker kunnen testen en documenteren heb ik een wrapper om PyTest heen gemaakt die voor ons het runnen van de tests vereenvoudigd.</w:t>
-            </w:r>
-          </w:p>
-        </w:tc>
-        <w:tc>
-          <w:tcPr>
-            <w:tcW w:w="2254" w:type="dxa"/>
-          </w:tcPr>
-          <w:p>
-            <w:r>
-              <w:t>3 uur</w:t>
-            </w:r>
-          </w:p>
-        </w:tc>
-      </w:tr>
-      <w:tr>
-        <w:trPr>
-          <w:trHeight w:val="300"/>
-        </w:trPr>
-        <w:tc>
-          <w:tcPr>
-            <w:tcW w:w="2254" w:type="dxa"/>
-          </w:tcPr>
-          <w:p>
-            <w:r>
-              <w:t>19-09-2026</w:t>
-            </w:r>
-          </w:p>
-        </w:tc>
-        <w:tc>
-          <w:tcPr>
-            <w:tcW w:w="2254" w:type="dxa"/>
-          </w:tcPr>
-          <w:p>
-            <w:r>
-              <w:t>Afronden PyTest wrapper. Eerste test voor suppliers gemaakt.</w:t>
-            </w:r>
-          </w:p>
-        </w:tc>
-        <w:tc>
-          <w:tcPr>
-            <w:tcW w:w="2254" w:type="dxa"/>
-          </w:tcPr>
-          <w:p>
-            <w:pPr>
+              <w:t xml:space="preserve">Om er voor te zorgen dat we de oude API makkelijker kunnen testen en documenteren heb ik een </w:t>
+            </w:r>
+            <w:proofErr w:type="spellStart"/>
+            <w:r>
               <w:rPr>
                 <w:sz w:val="18"/>
                 <w:szCs w:val="18"/>
               </w:rPr>
-            </w:pPr>
+              <w:t>wrapper</w:t>
+            </w:r>
+            <w:proofErr w:type="spellEnd"/>
             <w:r>
               <w:rPr>
                 <w:sz w:val="18"/>
                 <w:szCs w:val="18"/>
               </w:rPr>
-              <w:t xml:space="preserve">PyTest wrapper afgemaakt. Ook eerste test file voor de suppliers resource gemaakt zodat de rest van het team een template heeft om mee te werken. </w:t>
+              <w:t xml:space="preserve"> om </w:t>
+            </w:r>
+            <w:proofErr w:type="spellStart"/>
+            <w:r>
+              <w:rPr>
+                <w:sz w:val="18"/>
+                <w:szCs w:val="18"/>
+              </w:rPr>
+              <w:t>PyTest</w:t>
+            </w:r>
+            <w:proofErr w:type="spellEnd"/>
+            <w:r>
+              <w:rPr>
+                <w:sz w:val="18"/>
+                <w:szCs w:val="18"/>
+              </w:rPr>
+              <w:t xml:space="preserve"> heen gemaakt die voor ons het runnen van de tests vereenvoudigd.</w:t>
+            </w:r>
+          </w:p>
+        </w:tc>
+        <w:tc>
+          <w:tcPr>
+            <w:tcW w:w="2254" w:type="dxa"/>
+          </w:tcPr>
+          <w:p>
+            <w:r>
+              <w:t>3 uur</w:t>
+            </w:r>
+          </w:p>
+        </w:tc>
+      </w:tr>
+      <w:tr>
+        <w:trPr>
+          <w:trHeight w:val="300"/>
+        </w:trPr>
+        <w:tc>
+          <w:tcPr>
+            <w:tcW w:w="2254" w:type="dxa"/>
+          </w:tcPr>
+          <w:p>
+            <w:r>
+              <w:t>19-09-2026</w:t>
+            </w:r>
+          </w:p>
+        </w:tc>
+        <w:tc>
+          <w:tcPr>
+            <w:tcW w:w="2254" w:type="dxa"/>
+          </w:tcPr>
+          <w:p>
+            <w:r>
+              <w:t xml:space="preserve">Afronden </w:t>
+            </w:r>
+            <w:proofErr w:type="spellStart"/>
+            <w:r>
+              <w:t>PyTest</w:t>
+            </w:r>
+            <w:proofErr w:type="spellEnd"/>
+            <w:r>
+              <w:t xml:space="preserve"> </w:t>
+            </w:r>
+            <w:proofErr w:type="spellStart"/>
+            <w:r>
+              <w:t>wrapper</w:t>
+            </w:r>
+            <w:proofErr w:type="spellEnd"/>
+            <w:r>
+              <w:t xml:space="preserve">. Eerste test voor </w:t>
+            </w:r>
+            <w:proofErr w:type="spellStart"/>
+            <w:r>
+              <w:t>suppliers</w:t>
+            </w:r>
+            <w:proofErr w:type="spellEnd"/>
+            <w:r>
+              <w:t xml:space="preserve"> gemaakt.</w:t>
+            </w:r>
+          </w:p>
+        </w:tc>
+        <w:tc>
+          <w:tcPr>
+            <w:tcW w:w="2254" w:type="dxa"/>
+          </w:tcPr>
+          <w:p>
+            <w:pPr>
+              <w:rPr>
+                <w:sz w:val="18"/>
+                <w:szCs w:val="18"/>
+              </w:rPr>
+            </w:pPr>
+            <w:proofErr w:type="spellStart"/>
+            <w:r>
+              <w:rPr>
+                <w:sz w:val="18"/>
+                <w:szCs w:val="18"/>
+              </w:rPr>
+              <w:t>PyTest</w:t>
+            </w:r>
+            <w:proofErr w:type="spellEnd"/>
+            <w:r>
+              <w:rPr>
+                <w:sz w:val="18"/>
+                <w:szCs w:val="18"/>
+              </w:rPr>
+              <w:t xml:space="preserve"> </w:t>
+            </w:r>
+            <w:proofErr w:type="spellStart"/>
+            <w:r>
+              <w:rPr>
+                <w:sz w:val="18"/>
+                <w:szCs w:val="18"/>
+              </w:rPr>
+              <w:t>wrapper</w:t>
+            </w:r>
+            <w:proofErr w:type="spellEnd"/>
+            <w:r>
+              <w:rPr>
+                <w:sz w:val="18"/>
+                <w:szCs w:val="18"/>
+              </w:rPr>
+              <w:t xml:space="preserve"> afgemaakt. Ook eerste test file voor de </w:t>
+            </w:r>
+            <w:proofErr w:type="spellStart"/>
+            <w:r>
+              <w:rPr>
+                <w:sz w:val="18"/>
+                <w:szCs w:val="18"/>
+              </w:rPr>
+              <w:t>suppliers</w:t>
+            </w:r>
+            <w:proofErr w:type="spellEnd"/>
+            <w:r>
+              <w:rPr>
+                <w:sz w:val="18"/>
+                <w:szCs w:val="18"/>
+              </w:rPr>
+              <w:t xml:space="preserve"> resource gemaakt zodat de rest van het team een template heeft om mee te werken. </w:t>
             </w:r>
             <w:hyperlink r:id="rId5" w:history="1">
               <w:r>
@@ -937,7 +1090,15 @@
           </w:tcPr>
           <w:p>
             <w:r>
-              <w:t>Data model voor onderzoeks rapport</w:t>
+              <w:t xml:space="preserve">Data model voor </w:t>
+            </w:r>
+            <w:proofErr w:type="spellStart"/>
+            <w:r>
+              <w:t>onderzoeks</w:t>
+            </w:r>
+            <w:proofErr w:type="spellEnd"/>
+            <w:r>
+              <w:t xml:space="preserve"> rapport</w:t>
             </w:r>
           </w:p>
         </w:tc>
@@ -1000,13 +1161,41 @@
               <w:rPr>
                 <w:lang w:val="en-US"/>
               </w:rPr>
-              <w:t>Tests voor transfers resource g</w:t>
-            </w:r>
+              <w:t xml:space="preserve">Tests </w:t>
+            </w:r>
+            <w:proofErr w:type="spellStart"/>
             <w:r>
               <w:rPr>
                 <w:lang w:val="en-US"/>
               </w:rPr>
-              <w:t>emaakt.</w:t>
+              <w:t>voor</w:t>
+            </w:r>
+            <w:proofErr w:type="spellEnd"/>
+            <w:r>
+              <w:rPr>
+                <w:lang w:val="en-US"/>
+              </w:rPr>
+              <w:t xml:space="preserve"> transfers resource </w:t>
+            </w:r>
+            <w:proofErr w:type="spellStart"/>
+            <w:r>
+              <w:rPr>
+                <w:lang w:val="en-US"/>
+              </w:rPr>
+              <w:t>g</w:t>
+            </w:r>
+            <w:r>
+              <w:rPr>
+                <w:lang w:val="en-US"/>
+              </w:rPr>
+              <w:t>emaakt</w:t>
+            </w:r>
+            <w:proofErr w:type="spellEnd"/>
+            <w:r>
+              <w:rPr>
+                <w:lang w:val="en-US"/>
+              </w:rPr>
+              <w:t>.</w:t>
             </w:r>
           </w:p>
         </w:tc>
@@ -1085,14 +1274,50 @@
               <w:rPr>
                 <w:lang w:val="en-US"/>
               </w:rPr>
-              <w:t>Tests voor item_group r</w:t>
-            </w:r>
+              <w:t xml:space="preserve">Tests </w:t>
+            </w:r>
+            <w:proofErr w:type="spellStart"/>
             <w:r>
               <w:rPr>
                 <w:lang w:val="en-US"/>
               </w:rPr>
-              <w:t>esource gameekt</w:t>
-            </w:r>
+              <w:t>voor</w:t>
+            </w:r>
+            <w:proofErr w:type="spellEnd"/>
+            <w:r>
+              <w:rPr>
+                <w:lang w:val="en-US"/>
+              </w:rPr>
+              <w:t xml:space="preserve"> </w:t>
+            </w:r>
+            <w:proofErr w:type="spellStart"/>
+            <w:r>
+              <w:rPr>
+                <w:lang w:val="en-US"/>
+              </w:rPr>
+              <w:t>item_group</w:t>
+            </w:r>
+            <w:proofErr w:type="spellEnd"/>
+            <w:r>
+              <w:rPr>
+                <w:lang w:val="en-US"/>
+              </w:rPr>
+              <w:t xml:space="preserve"> r</w:t>
+            </w:r>
+            <w:r>
+              <w:rPr>
+                <w:lang w:val="en-US"/>
+              </w:rPr>
+              <w:t xml:space="preserve">esource </w:t>
+            </w:r>
+            <w:proofErr w:type="spellStart"/>
+            <w:r>
+              <w:rPr>
+                <w:lang w:val="en-US"/>
+              </w:rPr>
+              <w:t>gameekt</w:t>
+            </w:r>
+            <w:proofErr w:type="spellEnd"/>
           </w:p>
         </w:tc>
         <w:tc>
@@ -1257,57 +1482,27 @@
       <w:bookmarkEnd w:id="3"/>
     </w:p>
     <w:p>
-      <w:r>
-        <w:rPr>
-          <w:b/>
-          <w:bCs/>
-        </w:rPr>
-        <w:t>Meeting met team 1 uren en 45 min 09-03-2026 om 11:00 uur</w:t>
-      </w:r>
-    </w:p>
-    <w:p>
-      <w:r>
-        <w:rPr>
-          <w:b/>
-          <w:bCs/>
-        </w:rPr>
-        <w:t>Meeting met team 1 uren 20 min 11-03-2026 om 11:00 uur</w:t>
-      </w:r>
-    </w:p>
-    <w:p>
-      <w:r>
-        <w:rPr>
-          <w:b/>
-          <w:bCs/>
-        </w:rPr>
-        <w:t>Meeting met team 41 min 13-03-2026 om 11:00 uur</w:t>
-      </w:r>
-    </w:p>
-    <w:p>
-      <w:r>
-        <w:rPr>
-          <w:b/>
-          <w:bCs/>
-        </w:rPr>
-        <w:t>Meeting met team 14 min 20-03-2026 om 11:00 uur</w:t>
-      </w:r>
-    </w:p>
-    <w:p>
-      <w:r>
-        <w:rPr>
-          <w:b/>
-          <w:bCs/>
-        </w:rPr>
-        <w:t>Meeting met team 3 uren 16 min 23-03-2026 om 11:00 uur</w:t>
-      </w:r>
-    </w:p>
-    <w:p>
-      <w:r>
-        <w:rPr>
-          <w:b/>
-          <w:bCs/>
-        </w:rPr>
-        <w:t>Meeting totaal uren: 6 uren en 11 min</w:t>
+      <w:pPr>
+        <w:pStyle w:val="Lijstalinea"/>
+        <w:numPr>
+          <w:ilvl w:val="0"/>
+          <w:numId w:val="3"/>
+        </w:numPr>
+      </w:pPr>
+      <w:r>
+        <w:t>Opzetten van de tickets voor deze sprint: 1</w:t>
+      </w:r>
+    </w:p>
+    <w:p>
+      <w:pPr>
+        <w:pStyle w:val="Lijstalinea"/>
+        <w:numPr>
+          <w:ilvl w:val="0"/>
+          <w:numId w:val="3"/>
+        </w:numPr>
+      </w:pPr>
+      <w:r>
+        <w:t>Overleg met team voor taakverdeling: 1 uur</w:t>
       </w:r>
     </w:p>
     <w:tbl>
@@ -1377,155 +1572,158 @@
           </w:tcPr>
           <w:p>
             <w:r>
-              <w:t>9 maart 2026</w:t>
-            </w:r>
-          </w:p>
-        </w:tc>
-        <w:tc>
-          <w:tcPr>
-            <w:tcW w:w="2254" w:type="dxa"/>
-          </w:tcPr>
-          <w:p>
-            <w:r>
-              <w:t>Planning meeting met team</w:t>
-            </w:r>
-          </w:p>
-        </w:tc>
-        <w:tc>
-          <w:tcPr>
-            <w:tcW w:w="2254" w:type="dxa"/>
-          </w:tcPr>
-          <w:p>
-            <w:r>
-              <w:t>We hadden een planning meeting op school om te bespreken wat onze userstories zouden zijn en wie wat gaat doen in sprint 2</w:t>
-            </w:r>
-          </w:p>
-        </w:tc>
-        <w:tc>
-          <w:tcPr>
-            <w:tcW w:w="2254" w:type="dxa"/>
-          </w:tcPr>
-          <w:p>
-            <w:r>
-              <w:t>1 uur en 15 min</w:t>
-            </w:r>
-          </w:p>
-        </w:tc>
-      </w:tr>
-      <w:tr>
-        <w:trPr>
-          <w:trHeight w:val="300"/>
-        </w:trPr>
-        <w:tc>
-          <w:tcPr>
-            <w:tcW w:w="2254" w:type="dxa"/>
-          </w:tcPr>
-          <w:p>
-            <w:r>
-              <w:t>9 maart 2026</w:t>
-            </w:r>
-          </w:p>
-        </w:tc>
-        <w:tc>
-          <w:tcPr>
-            <w:tcW w:w="2254" w:type="dxa"/>
-          </w:tcPr>
-          <w:p>
-            <w:r>
-              <w:t>Sprint 2 backlog maken</w:t>
-            </w:r>
-          </w:p>
-        </w:tc>
-        <w:tc>
-          <w:tcPr>
-            <w:tcW w:w="2254" w:type="dxa"/>
-          </w:tcPr>
-          <w:p>
-            <w:r>
-              <w:t>We hadden de backlog gemaakt voor sprint 2 met alle userstories en wat erin bevatten</w:t>
-            </w:r>
-          </w:p>
-        </w:tc>
-        <w:tc>
-          <w:tcPr>
-            <w:tcW w:w="2254" w:type="dxa"/>
-          </w:tcPr>
-          <w:p>
-            <w:r>
-              <w:t>1 uur en 10 min</w:t>
-            </w:r>
-          </w:p>
-        </w:tc>
-      </w:tr>
-      <w:tr>
-        <w:trPr>
-          <w:trHeight w:val="300"/>
-        </w:trPr>
-        <w:tc>
-          <w:tcPr>
-            <w:tcW w:w="2254" w:type="dxa"/>
-          </w:tcPr>
-          <w:p>
-            <w:r>
-              <w:t>11 tot 18 maart 2026</w:t>
-            </w:r>
-          </w:p>
-        </w:tc>
-        <w:tc>
-          <w:tcPr>
-            <w:tcW w:w="2254" w:type="dxa"/>
-          </w:tcPr>
-          <w:p>
-            <w:r>
-              <w:t>Coderen voor register userstory</w:t>
-            </w:r>
-          </w:p>
-        </w:tc>
-        <w:tc>
-          <w:tcPr>
-            <w:tcW w:w="2254" w:type="dxa"/>
-          </w:tcPr>
-          <w:p>
-            <w:r>
-              <w:t xml:space="preserve">Ik heb </w:t>
-            </w:r>
-            <w:r>
-              <w:t>de userstory register gecodereerd</w:t>
-            </w:r>
-          </w:p>
-        </w:tc>
-        <w:tc>
-          <w:tcPr>
-            <w:tcW w:w="2254" w:type="dxa"/>
-          </w:tcPr>
-          <w:p>
-            <w:r>
-              <w:t>4 uren en 10 min</w:t>
-            </w:r>
-          </w:p>
-        </w:tc>
-      </w:tr>
-      <w:tr>
-        <w:trPr>
-          <w:trHeight w:val="300"/>
-        </w:trPr>
-        <w:tc>
-          <w:tcPr>
-            <w:tcW w:w="2254" w:type="dxa"/>
-          </w:tcPr>
-          <w:p>
-            <w:r>
-              <w:t>18 tot 22 maart 2026</w:t>
-            </w:r>
-          </w:p>
-        </w:tc>
-        <w:tc>
-          <w:tcPr>
-            <w:tcW w:w="2254" w:type="dxa"/>
-          </w:tcPr>
-          <w:p>
-            <w:r>
-              <w:t>Coderen voor checkout</w:t>
+              <w:t>7</w:t>
+            </w:r>
+            <w:r>
+              <w:t xml:space="preserve"> </w:t>
+            </w:r>
+            <w:r>
+              <w:t>oktober</w:t>
+            </w:r>
+            <w:r>
+              <w:t xml:space="preserve"> 2026</w:t>
+            </w:r>
+          </w:p>
+        </w:tc>
+        <w:tc>
+          <w:tcPr>
+            <w:tcW w:w="2254" w:type="dxa"/>
+          </w:tcPr>
+          <w:p>
+            <w:r>
+              <w:t>API documentatie veder uitbreiden</w:t>
+            </w:r>
+          </w:p>
+        </w:tc>
+        <w:tc>
+          <w:tcPr>
+            <w:tcW w:w="2254" w:type="dxa"/>
+          </w:tcPr>
+          <w:p/>
+        </w:tc>
+        <w:tc>
+          <w:tcPr>
+            <w:tcW w:w="2254" w:type="dxa"/>
+          </w:tcPr>
+          <w:p>
+            <w:r>
+              <w:t>3 uur</w:t>
+            </w:r>
+          </w:p>
+        </w:tc>
+      </w:tr>
+      <w:tr>
+        <w:trPr>
+          <w:trHeight w:val="300"/>
+        </w:trPr>
+        <w:tc>
+          <w:tcPr>
+            <w:tcW w:w="2254" w:type="dxa"/>
+          </w:tcPr>
+          <w:p>
+            <w:r>
+              <w:t>7</w:t>
+            </w:r>
+            <w:r>
+              <w:t xml:space="preserve"> </w:t>
+            </w:r>
+            <w:r>
+              <w:t>oktober</w:t>
+            </w:r>
+            <w:r>
+              <w:t xml:space="preserve"> 2026</w:t>
+            </w:r>
+          </w:p>
+        </w:tc>
+        <w:tc>
+          <w:tcPr>
+            <w:tcW w:w="2254" w:type="dxa"/>
+          </w:tcPr>
+          <w:p>
+            <w:r>
+              <w:t>API documentatie exporteren naar onderzoeksrapport</w:t>
+            </w:r>
+          </w:p>
+        </w:tc>
+        <w:tc>
+          <w:tcPr>
+            <w:tcW w:w="2254" w:type="dxa"/>
+          </w:tcPr>
+          <w:p/>
+        </w:tc>
+        <w:tc>
+          <w:tcPr>
+            <w:tcW w:w="2254" w:type="dxa"/>
+          </w:tcPr>
+          <w:p>
+            <w:r>
+              <w:t>1 uur</w:t>
+            </w:r>
+          </w:p>
+        </w:tc>
+      </w:tr>
+      <w:tr>
+        <w:trPr>
+          <w:trHeight w:val="300"/>
+        </w:trPr>
+        <w:tc>
+          <w:tcPr>
+            <w:tcW w:w="2254" w:type="dxa"/>
+          </w:tcPr>
+          <w:p>
+            <w:r>
+              <w:t>9 oktober</w:t>
+            </w:r>
+          </w:p>
+        </w:tc>
+        <w:tc>
+          <w:tcPr>
+            <w:tcW w:w="2254" w:type="dxa"/>
+          </w:tcPr>
+          <w:p>
+            <w:r>
+              <w:t>API documentatie in onderzoeksrapport beter formateren</w:t>
+            </w:r>
+          </w:p>
+        </w:tc>
+        <w:tc>
+          <w:tcPr>
+            <w:tcW w:w="2254" w:type="dxa"/>
+          </w:tcPr>
+          <w:p/>
+        </w:tc>
+        <w:tc>
+          <w:tcPr>
+            <w:tcW w:w="2254" w:type="dxa"/>
+          </w:tcPr>
+          <w:p>
+            <w:r>
+              <w:t>2 uur</w:t>
+            </w:r>
+          </w:p>
+        </w:tc>
+      </w:tr>
+      <w:tr>
+        <w:trPr>
+          <w:trHeight w:val="300"/>
+        </w:trPr>
+        <w:tc>
+          <w:tcPr>
+            <w:tcW w:w="2254" w:type="dxa"/>
+          </w:tcPr>
+          <w:p>
+            <w:r>
+              <w:t>9 oktober</w:t>
+            </w:r>
+          </w:p>
+        </w:tc>
+        <w:tc>
+          <w:tcPr>
+            <w:tcW w:w="2254" w:type="dxa"/>
+          </w:tcPr>
+          <w:p>
+            <w:r>
+              <w:t>Nalezen van onderzoeksrapport op technische correctheid</w:t>
             </w:r>
           </w:p>
         </w:tc>
@@ -1545,7 +1743,7 @@
                 <w:sz w:val="20"/>
                 <w:szCs w:val="20"/>
               </w:rPr>
-              <w:t>Ik heb de userstory Checkout gecodereerd, duurde wat langer, want ik had veel zitten zoeken op internet om te kijken hoe het ongeveer moest</w:t>
+              <w:t>Check om te kijken dat alles klopt</w:t>
             </w:r>
           </w:p>
           <w:p>
@@ -1563,114 +1761,112 @@
           </w:tcPr>
           <w:p>
             <w:r>
-              <w:t>7 uren</w:t>
-            </w:r>
-          </w:p>
-        </w:tc>
-      </w:tr>
-      <w:tr>
-        <w:trPr>
-          <w:trHeight w:val="300"/>
-        </w:trPr>
-        <w:tc>
-          <w:tcPr>
-            <w:tcW w:w="2254" w:type="dxa"/>
-          </w:tcPr>
-          <w:p>
-            <w:r>
-              <w:t>11 tot 23 maart 2026</w:t>
-            </w:r>
-          </w:p>
-        </w:tc>
-        <w:tc>
-          <w:tcPr>
-            <w:tcW w:w="2254" w:type="dxa"/>
-          </w:tcPr>
-          <w:p>
-            <w:r>
-              <w:t>Debuggen</w:t>
-            </w:r>
-          </w:p>
-        </w:tc>
-        <w:tc>
-          <w:tcPr>
-            <w:tcW w:w="2254" w:type="dxa"/>
-          </w:tcPr>
-          <w:p>
-            <w:r>
-              <w:t>Ik had gedugged voor userstory register en checkout, om te kijken wat er kon verbeterd worden en wat niet werkte</w:t>
-            </w:r>
-          </w:p>
-        </w:tc>
-        <w:tc>
-          <w:tcPr>
-            <w:tcW w:w="2254" w:type="dxa"/>
-          </w:tcPr>
-          <w:p>
-            <w:r>
-              <w:t>5 uren</w:t>
-            </w:r>
-          </w:p>
-        </w:tc>
-      </w:tr>
-      <w:tr>
-        <w:trPr>
-          <w:trHeight w:val="300"/>
-        </w:trPr>
-        <w:tc>
-          <w:tcPr>
-            <w:tcW w:w="2254" w:type="dxa"/>
-          </w:tcPr>
-          <w:p/>
-        </w:tc>
-        <w:tc>
-          <w:tcPr>
-            <w:tcW w:w="2254" w:type="dxa"/>
-          </w:tcPr>
-          <w:p/>
-        </w:tc>
-        <w:tc>
-          <w:tcPr>
-            <w:tcW w:w="2254" w:type="dxa"/>
-          </w:tcPr>
-          <w:p/>
-        </w:tc>
-        <w:tc>
-          <w:tcPr>
-            <w:tcW w:w="2254" w:type="dxa"/>
-          </w:tcPr>
-          <w:p/>
-        </w:tc>
-      </w:tr>
-      <w:tr>
-        <w:trPr>
-          <w:trHeight w:val="300"/>
-        </w:trPr>
-        <w:tc>
-          <w:tcPr>
-            <w:tcW w:w="2254" w:type="dxa"/>
-          </w:tcPr>
-          <w:p/>
-        </w:tc>
-        <w:tc>
-          <w:tcPr>
-            <w:tcW w:w="2254" w:type="dxa"/>
-          </w:tcPr>
-          <w:p/>
-        </w:tc>
-        <w:tc>
-          <w:tcPr>
-            <w:tcW w:w="2254" w:type="dxa"/>
-          </w:tcPr>
-          <w:p/>
-        </w:tc>
-        <w:tc>
-          <w:tcPr>
-            <w:tcW w:w="2254" w:type="dxa"/>
-          </w:tcPr>
-          <w:p>
-            <w:r>
-              <w:t>18 uren en 35 min</w:t>
+              <w:t>1 uur</w:t>
+            </w:r>
+          </w:p>
+        </w:tc>
+      </w:tr>
+      <w:tr>
+        <w:trPr>
+          <w:trHeight w:val="300"/>
+        </w:trPr>
+        <w:tc>
+          <w:tcPr>
+            <w:tcW w:w="2254" w:type="dxa"/>
+          </w:tcPr>
+          <w:p>
+            <w:r>
+              <w:t>11 oktober</w:t>
+            </w:r>
+          </w:p>
+        </w:tc>
+        <w:tc>
+          <w:tcPr>
+            <w:tcW w:w="2254" w:type="dxa"/>
+          </w:tcPr>
+          <w:p>
+            <w:r>
+              <w:t>Query string ticket verwerken</w:t>
+            </w:r>
+          </w:p>
+        </w:tc>
+        <w:tc>
+          <w:tcPr>
+            <w:tcW w:w="2254" w:type="dxa"/>
+          </w:tcPr>
+          <w:p>
+            <w:r>
+              <w:rPr>
+                <w:sz w:val="20"/>
+                <w:szCs w:val="20"/>
+              </w:rPr>
+              <w:t xml:space="preserve">Er is gekozen om de query strings te negeren. Dit </w:t>
+            </w:r>
+            <w:r>
+              <w:rPr>
+                <w:sz w:val="20"/>
+                <w:szCs w:val="20"/>
+              </w:rPr>
+              <w:t>geïmplementeerd</w:t>
+            </w:r>
+            <w:r>
+              <w:rPr>
+                <w:sz w:val="20"/>
+                <w:szCs w:val="20"/>
+              </w:rPr>
+              <w:t xml:space="preserve"> en de testen geüpdatet.</w:t>
+            </w:r>
+          </w:p>
+        </w:tc>
+        <w:tc>
+          <w:tcPr>
+            <w:tcW w:w="2254" w:type="dxa"/>
+          </w:tcPr>
+          <w:p>
+            <w:r>
+              <w:t>3</w:t>
+            </w:r>
+            <w:r>
+              <w:t xml:space="preserve"> </w:t>
+            </w:r>
+            <w:r>
+              <w:t>uur</w:t>
+            </w:r>
+          </w:p>
+        </w:tc>
+      </w:tr>
+      <w:tr>
+        <w:trPr>
+          <w:trHeight w:val="300"/>
+        </w:trPr>
+        <w:tc>
+          <w:tcPr>
+            <w:tcW w:w="2254" w:type="dxa"/>
+          </w:tcPr>
+          <w:p/>
+        </w:tc>
+        <w:tc>
+          <w:tcPr>
+            <w:tcW w:w="2254" w:type="dxa"/>
+          </w:tcPr>
+          <w:p/>
+        </w:tc>
+        <w:tc>
+          <w:tcPr>
+            <w:tcW w:w="2254" w:type="dxa"/>
+          </w:tcPr>
+          <w:p/>
+        </w:tc>
+        <w:tc>
+          <w:tcPr>
+            <w:tcW w:w="2254" w:type="dxa"/>
+          </w:tcPr>
+          <w:p>
+            <w:r>
+              <w:t xml:space="preserve">Totaal </w:t>
+            </w:r>
+            <w:r>
+              <w:t>12 uur</w:t>
             </w:r>
           </w:p>
         </w:tc>
@@ -1683,7 +1879,6 @@
       </w:pPr>
       <w:bookmarkStart w:id="4" w:name="_Toc1558022160"/>
       <w:r>
-        <w:lastRenderedPageBreak/>
         <w:t xml:space="preserve">5. </w:t>
       </w:r>
       <w:r>
@@ -1905,6 +2100,7 @@
           </w:tcPr>
           <w:p>
             <w:r>
+              <w:lastRenderedPageBreak/>
               <w:t>24 maart tot 4 april</w:t>
             </w:r>
           </w:p>
@@ -2010,17 +2206,38 @@
           </w:tcPr>
           <w:p>
             <w:r>
-              <w:t>Debuggen van userstories</w:t>
-            </w:r>
-          </w:p>
-        </w:tc>
-        <w:tc>
-          <w:tcPr>
-            <w:tcW w:w="2254" w:type="dxa"/>
-          </w:tcPr>
-          <w:p>
-            <w:r>
-              <w:t>Ik had gedebugged voor beide userstories om fouten te fixen.</w:t>
+              <w:t xml:space="preserve">Debuggen van </w:t>
+            </w:r>
+            <w:proofErr w:type="spellStart"/>
+            <w:r>
+              <w:t>userstories</w:t>
+            </w:r>
+            <w:proofErr w:type="spellEnd"/>
+          </w:p>
+        </w:tc>
+        <w:tc>
+          <w:tcPr>
+            <w:tcW w:w="2254" w:type="dxa"/>
+          </w:tcPr>
+          <w:p>
+            <w:r>
+              <w:t xml:space="preserve">Ik had </w:t>
+            </w:r>
+            <w:proofErr w:type="spellStart"/>
+            <w:r>
+              <w:t>gedebugged</w:t>
+            </w:r>
+            <w:proofErr w:type="spellEnd"/>
+            <w:r>
+              <w:t xml:space="preserve"> voor beide </w:t>
+            </w:r>
+            <w:proofErr w:type="spellStart"/>
+            <w:r>
+              <w:t>userstories</w:t>
+            </w:r>
+            <w:proofErr w:type="spellEnd"/>
+            <w:r>
+              <w:t xml:space="preserve"> om fouten te fixen.</w:t>
             </w:r>
           </w:p>
         </w:tc>
@@ -2169,7 +2386,6 @@
       </w:pPr>
       <w:bookmarkStart w:id="5" w:name="_Toc520978575"/>
       <w:r>
-        <w:lastRenderedPageBreak/>
         <w:t xml:space="preserve">6. </w:t>
       </w:r>
       <w:r>
@@ -2294,8 +2510,13 @@
             <w:tcW w:w="2254" w:type="dxa"/>
           </w:tcPr>
           <w:p>
-            <w:r>
-              <w:t>Redis uitzoeken en installeren op de server en correct opstellen</w:t>
+            <w:proofErr w:type="spellStart"/>
+            <w:r>
+              <w:t>Redis</w:t>
+            </w:r>
+            <w:proofErr w:type="spellEnd"/>
+            <w:r>
+              <w:t xml:space="preserve"> uitzoeken en installeren op de server en correct opstellen</w:t>
             </w:r>
           </w:p>
         </w:tc>
@@ -2315,7 +2536,23 @@
                 <w:sz w:val="20"/>
                 <w:szCs w:val="20"/>
               </w:rPr>
-              <w:t>Ik had met Daan samen naar redis zitten zoeken om beter begrip te krijgen wat het was en hoe het moest geïnstalleerd worden. We hadden ook een call met Jurn om de bind op te lossen</w:t>
+              <w:t xml:space="preserve">Ik had met Daan samen naar </w:t>
+            </w:r>
+            <w:proofErr w:type="spellStart"/>
+            <w:r>
+              <w:rPr>
+                <w:sz w:val="20"/>
+                <w:szCs w:val="20"/>
+              </w:rPr>
+              <w:t>redis</w:t>
+            </w:r>
+            <w:proofErr w:type="spellEnd"/>
+            <w:r>
+              <w:rPr>
+                <w:sz w:val="20"/>
+                <w:szCs w:val="20"/>
+              </w:rPr>
+              <w:t xml:space="preserve"> zitten zoeken om beter begrip te krijgen wat het was en hoe het moest geïnstalleerd worden. We hadden ook een call met Jurn om de bind op te lossen</w:t>
             </w:r>
           </w:p>
         </w:tc>
@@ -2340,6 +2577,7 @@
           </w:tcPr>
           <w:p>
             <w:r>
+              <w:lastRenderedPageBreak/>
               <w:t>14 april 2026</w:t>
             </w:r>
           </w:p>
@@ -2350,17 +2588,30 @@
           </w:tcPr>
           <w:p>
             <w:r>
-              <w:t>Coderen voor connectie tot server voor redis</w:t>
-            </w:r>
-          </w:p>
-        </w:tc>
-        <w:tc>
-          <w:tcPr>
-            <w:tcW w:w="2254" w:type="dxa"/>
-          </w:tcPr>
-          <w:p>
-            <w:r>
-              <w:t>Ik moest weer uitzoeken hoe ik code kon schrijven voor een connectie naar redis en dan alles correct op zetten</w:t>
+              <w:t xml:space="preserve">Coderen voor connectie tot server voor </w:t>
+            </w:r>
+            <w:proofErr w:type="spellStart"/>
+            <w:r>
+              <w:t>redis</w:t>
+            </w:r>
+            <w:proofErr w:type="spellEnd"/>
+          </w:p>
+        </w:tc>
+        <w:tc>
+          <w:tcPr>
+            <w:tcW w:w="2254" w:type="dxa"/>
+          </w:tcPr>
+          <w:p>
+            <w:r>
+              <w:t xml:space="preserve">Ik moest weer uitzoeken hoe ik code kon schrijven voor een connectie naar </w:t>
+            </w:r>
+            <w:proofErr w:type="spellStart"/>
+            <w:r>
+              <w:t>redis</w:t>
+            </w:r>
+            <w:proofErr w:type="spellEnd"/>
+            <w:r>
+              <w:t xml:space="preserve"> en dan alles correct op zetten</w:t>
             </w:r>
           </w:p>
         </w:tc>
@@ -2462,8 +2713,21 @@
           </w:tcPr>
           <w:p>
             <w:r>
-              <w:t>Ik had nog wat voor oude userstories wat gedebugged</w:t>
-            </w:r>
+              <w:t xml:space="preserve">Ik had nog wat voor oude </w:t>
+            </w:r>
+            <w:proofErr w:type="spellStart"/>
+            <w:r>
+              <w:t>userstories</w:t>
+            </w:r>
+            <w:proofErr w:type="spellEnd"/>
+            <w:r>
+              <w:t xml:space="preserve"> wat </w:t>
+            </w:r>
+            <w:proofErr w:type="spellStart"/>
+            <w:r>
+              <w:t>gedebugged</w:t>
+            </w:r>
+            <w:proofErr w:type="spellEnd"/>
           </w:p>
         </w:tc>
         <w:tc>
@@ -2581,7 +2845,6 @@
       </w:pPr>
       <w:bookmarkStart w:id="6" w:name="_Toc1539075882"/>
       <w:r>
-        <w:lastRenderedPageBreak/>
         <w:t xml:space="preserve">7. </w:t>
       </w:r>
       <w:r>
@@ -2706,18 +2969,31 @@
             <w:tcW w:w="2254" w:type="dxa"/>
           </w:tcPr>
           <w:p>
-            <w:r>
-              <w:t>MongoDB uitzoeken</w:t>
-            </w:r>
-          </w:p>
-        </w:tc>
-        <w:tc>
-          <w:tcPr>
-            <w:tcW w:w="2254" w:type="dxa"/>
-          </w:tcPr>
-          <w:p>
-            <w:r>
-              <w:t>Uitzoeken hoe en wat MongoDb doet en is met Daan</w:t>
+            <w:proofErr w:type="spellStart"/>
+            <w:r>
+              <w:t>MongoDB</w:t>
+            </w:r>
+            <w:proofErr w:type="spellEnd"/>
+            <w:r>
+              <w:t xml:space="preserve"> uitzoeken</w:t>
+            </w:r>
+          </w:p>
+        </w:tc>
+        <w:tc>
+          <w:tcPr>
+            <w:tcW w:w="2254" w:type="dxa"/>
+          </w:tcPr>
+          <w:p>
+            <w:r>
+              <w:t xml:space="preserve">Uitzoeken hoe en wat </w:t>
+            </w:r>
+            <w:proofErr w:type="spellStart"/>
+            <w:r>
+              <w:t>MongoDb</w:t>
+            </w:r>
+            <w:proofErr w:type="spellEnd"/>
+            <w:r>
+              <w:t xml:space="preserve"> doet en is met Daan</w:t>
             </w:r>
           </w:p>
         </w:tc>
@@ -2754,18 +3030,31 @@
             <w:tcW w:w="2254" w:type="dxa"/>
           </w:tcPr>
           <w:p>
-            <w:r>
-              <w:t>MongoDB installeren</w:t>
-            </w:r>
-          </w:p>
-        </w:tc>
-        <w:tc>
-          <w:tcPr>
-            <w:tcW w:w="2254" w:type="dxa"/>
-          </w:tcPr>
-          <w:p>
-            <w:r>
-              <w:t>Met Daan samen MongoDb installeren</w:t>
+            <w:proofErr w:type="spellStart"/>
+            <w:r>
+              <w:t>MongoDB</w:t>
+            </w:r>
+            <w:proofErr w:type="spellEnd"/>
+            <w:r>
+              <w:t xml:space="preserve"> installeren</w:t>
+            </w:r>
+          </w:p>
+        </w:tc>
+        <w:tc>
+          <w:tcPr>
+            <w:tcW w:w="2254" w:type="dxa"/>
+          </w:tcPr>
+          <w:p>
+            <w:r>
+              <w:t xml:space="preserve">Met Daan samen </w:t>
+            </w:r>
+            <w:proofErr w:type="spellStart"/>
+            <w:r>
+              <w:t>MongoDb</w:t>
+            </w:r>
+            <w:proofErr w:type="spellEnd"/>
+            <w:r>
+              <w:t xml:space="preserve"> installeren</w:t>
             </w:r>
           </w:p>
         </w:tc>
@@ -2793,6 +3082,7 @@
           </w:tcPr>
           <w:p>
             <w:r>
+              <w:lastRenderedPageBreak/>
               <w:t>8 tot 11 mei 2026</w:t>
             </w:r>
           </w:p>
@@ -2805,18 +3095,39 @@
             <w:r>
               <w:t xml:space="preserve">Coderen voor userstory </w:t>
             </w:r>
-            <w:r>
-              <w:t>userlog opslaan</w:t>
-            </w:r>
-          </w:p>
-        </w:tc>
-        <w:tc>
-          <w:tcPr>
-            <w:tcW w:w="2254" w:type="dxa"/>
-          </w:tcPr>
-          <w:p>
-            <w:r>
-              <w:t>Ik heb een soort userlog gemaakt wanneer een user wat doet wordt het in mongodb opgeslagen met wat hij/zij heeft gedaan</w:t>
+            <w:proofErr w:type="spellStart"/>
+            <w:r>
+              <w:t>userlog</w:t>
+            </w:r>
+            <w:proofErr w:type="spellEnd"/>
+            <w:r>
+              <w:t xml:space="preserve"> opslaan</w:t>
+            </w:r>
+          </w:p>
+        </w:tc>
+        <w:tc>
+          <w:tcPr>
+            <w:tcW w:w="2254" w:type="dxa"/>
+          </w:tcPr>
+          <w:p>
+            <w:r>
+              <w:t xml:space="preserve">Ik heb een soort </w:t>
+            </w:r>
+            <w:proofErr w:type="spellStart"/>
+            <w:r>
+              <w:t>userlog</w:t>
+            </w:r>
+            <w:proofErr w:type="spellEnd"/>
+            <w:r>
+              <w:t xml:space="preserve"> gemaakt wanneer een user wat doet wordt het in </w:t>
+            </w:r>
+            <w:proofErr w:type="spellStart"/>
+            <w:r>
+              <w:t>mongodb</w:t>
+            </w:r>
+            <w:proofErr w:type="spellEnd"/>
+            <w:r>
+              <w:t xml:space="preserve"> opgeslagen met wat hij/zij heeft gedaan</w:t>
             </w:r>
           </w:p>
         </w:tc>
@@ -2857,8 +3168,13 @@
               <w:t>Test voor userstory</w:t>
             </w:r>
             <w:r>
-              <w:t xml:space="preserve"> userlog</w:t>
-            </w:r>
+              <w:t xml:space="preserve"> </w:t>
+            </w:r>
+            <w:proofErr w:type="spellStart"/>
+            <w:r>
+              <w:t>userlog</w:t>
+            </w:r>
+            <w:proofErr w:type="spellEnd"/>
           </w:p>
         </w:tc>
         <w:tc>
@@ -3130,16 +3446,21 @@
           </w:tcPr>
           <w:p>
             <w:r>
-              <w:t>We hadden een planning meeting met wat we gingen doen voor neo4j. We hadden een concept gemaakt voor de structuur van neo4j.</w:t>
-            </w:r>
-          </w:p>
-        </w:tc>
-        <w:tc>
-          <w:tcPr>
-            <w:tcW w:w="2254" w:type="dxa"/>
-          </w:tcPr>
-          <w:p>
-            <w:r>
+              <w:t xml:space="preserve">We hadden een planning meeting met wat we gingen doen voor neo4j. We hadden een concept gemaakt </w:t>
+            </w:r>
+            <w:r>
+              <w:lastRenderedPageBreak/>
+              <w:t>voor de structuur van neo4j.</w:t>
+            </w:r>
+          </w:p>
+        </w:tc>
+        <w:tc>
+          <w:tcPr>
+            <w:tcW w:w="2254" w:type="dxa"/>
+          </w:tcPr>
+          <w:p>
+            <w:r>
+              <w:lastRenderedPageBreak/>
               <w:t>1 uur en 25 min</w:t>
             </w:r>
           </w:p>
@@ -3212,18 +3533,31 @@
             <w:tcW w:w="2254" w:type="dxa"/>
           </w:tcPr>
           <w:p>
-            <w:r>
-              <w:t>Midterm presentatie maken met team</w:t>
-            </w:r>
-          </w:p>
-        </w:tc>
-        <w:tc>
-          <w:tcPr>
-            <w:tcW w:w="2254" w:type="dxa"/>
-          </w:tcPr>
-          <w:p>
-            <w:r>
-              <w:t>We zaten in een call met het team om de midterm presentatie te maken</w:t>
+            <w:proofErr w:type="spellStart"/>
+            <w:r>
+              <w:t>Midterm</w:t>
+            </w:r>
+            <w:proofErr w:type="spellEnd"/>
+            <w:r>
+              <w:t xml:space="preserve"> presentatie maken met team</w:t>
+            </w:r>
+          </w:p>
+        </w:tc>
+        <w:tc>
+          <w:tcPr>
+            <w:tcW w:w="2254" w:type="dxa"/>
+          </w:tcPr>
+          <w:p>
+            <w:r>
+              <w:t xml:space="preserve">We zaten in een call met het team om de </w:t>
+            </w:r>
+            <w:proofErr w:type="spellStart"/>
+            <w:r>
+              <w:t>midterm</w:t>
+            </w:r>
+            <w:proofErr w:type="spellEnd"/>
+            <w:r>
+              <w:t xml:space="preserve"> presentatie te maken</w:t>
             </w:r>
           </w:p>
         </w:tc>
@@ -3492,13 +3826,21 @@
           </w:tcPr>
           <w:p>
             <w:r>
-              <w:t>Samen met het team test</w:t>
+              <w:t xml:space="preserve">Samen met het team </w:t>
+            </w:r>
+            <w:proofErr w:type="spellStart"/>
+            <w:r>
+              <w:t>test</w:t>
             </w:r>
             <w:r>
               <w:t>-</w:t>
             </w:r>
             <w:r>
-              <w:t>rapport invullen</w:t>
+              <w:t>rapport</w:t>
+            </w:r>
+            <w:proofErr w:type="spellEnd"/>
+            <w:r>
+              <w:t xml:space="preserve"> invullen</w:t>
             </w:r>
           </w:p>
         </w:tc>
@@ -3546,16 +3888,26 @@
           </w:tcPr>
           <w:p>
             <w:r>
-              <w:t>Ik heb voor de eerste twee userstories unit tests gemaakt. Login en register</w:t>
-            </w:r>
-          </w:p>
-        </w:tc>
-        <w:tc>
-          <w:tcPr>
-            <w:tcW w:w="2254" w:type="dxa"/>
-          </w:tcPr>
-          <w:p>
-            <w:r>
+              <w:t xml:space="preserve">Ik heb voor de eerste twee </w:t>
+            </w:r>
+            <w:proofErr w:type="spellStart"/>
+            <w:r>
+              <w:lastRenderedPageBreak/>
+              <w:t>userstories</w:t>
+            </w:r>
+            <w:proofErr w:type="spellEnd"/>
+            <w:r>
+              <w:t xml:space="preserve"> unit tests gemaakt. Login en register</w:t>
+            </w:r>
+          </w:p>
+        </w:tc>
+        <w:tc>
+          <w:tcPr>
+            <w:tcW w:w="2254" w:type="dxa"/>
+          </w:tcPr>
+          <w:p>
+            <w:r>
+              <w:lastRenderedPageBreak/>
               <w:t>3 uren</w:t>
             </w:r>
           </w:p>
@@ -3692,8 +4044,30 @@
               <w:rPr>
                 <w:lang w:val="en-US"/>
               </w:rPr>
-              <w:t>Checkout, discount en mail unit test maken</w:t>
-            </w:r>
+              <w:t xml:space="preserve">Checkout, discount </w:t>
+            </w:r>
+            <w:proofErr w:type="spellStart"/>
+            <w:r>
+              <w:rPr>
+                <w:lang w:val="en-US"/>
+              </w:rPr>
+              <w:t>en</w:t>
+            </w:r>
+            <w:proofErr w:type="spellEnd"/>
+            <w:r>
+              <w:rPr>
+                <w:lang w:val="en-US"/>
+              </w:rPr>
+              <w:t xml:space="preserve"> mail unit test </w:t>
+            </w:r>
+            <w:proofErr w:type="spellStart"/>
+            <w:r>
+              <w:rPr>
+                <w:lang w:val="en-US"/>
+              </w:rPr>
+              <w:t>maken</w:t>
+            </w:r>
+            <w:proofErr w:type="spellEnd"/>
           </w:p>
         </w:tc>
         <w:tc>
@@ -3897,6 +4271,119 @@
     </w:lvl>
   </w:abstractNum>
   <w:abstractNum w:abstractNumId="1" w15:restartNumberingAfterBreak="0">
+    <w:nsid w:val="4AAD0DF7"/>
+    <w:multiLevelType w:val="hybridMultilevel"/>
+    <w:tmpl w:val="F8E4CD32"/>
+    <w:lvl w:ilvl="0" w:tplc="04090001">
+      <w:start w:val="1"/>
+      <w:numFmt w:val="bullet"/>
+      <w:lvlText w:val=""/>
+      <w:lvlJc w:val="left"/>
+      <w:pPr>
+        <w:ind w:left="720" w:hanging="360"/>
+      </w:pPr>
+      <w:rPr>
+        <w:rFonts w:ascii="Symbol" w:hAnsi="Symbol" w:hint="default"/>
+      </w:rPr>
+    </w:lvl>
+    <w:lvl w:ilvl="1" w:tplc="04090003" w:tentative="1">
+      <w:start w:val="1"/>
+      <w:numFmt w:val="bullet"/>
+      <w:lvlText w:val="o"/>
+      <w:lvlJc w:val="left"/>
+      <w:pPr>
+        <w:ind w:left="1440" w:hanging="360"/>
+      </w:pPr>
+      <w:rPr>
+        <w:rFonts w:ascii="Courier New" w:hAnsi="Courier New" w:cs="Courier New" w:hint="default"/>
+      </w:rPr>
+    </w:lvl>
+    <w:lvl w:ilvl="2" w:tplc="04090005" w:tentative="1">
+      <w:start w:val="1"/>
+      <w:numFmt w:val="bullet"/>
+      <w:lvlText w:val=""/>
+      <w:lvlJc w:val="left"/>
+      <w:pPr>
+        <w:ind w:left="2160" w:hanging="360"/>
+      </w:pPr>
+      <w:rPr>
+        <w:rFonts w:ascii="Wingdings" w:hAnsi="Wingdings" w:hint="default"/>
+      </w:rPr>
+    </w:lvl>
+    <w:lvl w:ilvl="3" w:tplc="04090001" w:tentative="1">
+      <w:start w:val="1"/>
+      <w:numFmt w:val="bullet"/>
+      <w:lvlText w:val=""/>
+      <w:lvlJc w:val="left"/>
+      <w:pPr>
+        <w:ind w:left="2880" w:hanging="360"/>
+      </w:pPr>
+      <w:rPr>
+        <w:rFonts w:ascii="Symbol" w:hAnsi="Symbol" w:hint="default"/>
+      </w:rPr>
+    </w:lvl>
+    <w:lvl w:ilvl="4" w:tplc="04090003" w:tentative="1">
+      <w:start w:val="1"/>
+      <w:numFmt w:val="bullet"/>
+      <w:lvlText w:val="o"/>
+      <w:lvlJc w:val="left"/>
+      <w:pPr>
+        <w:ind w:left="3600" w:hanging="360"/>
+      </w:pPr>
+      <w:rPr>
+        <w:rFonts w:ascii="Courier New" w:hAnsi="Courier New" w:cs="Courier New" w:hint="default"/>
+      </w:rPr>
+    </w:lvl>
+    <w:lvl w:ilvl="5" w:tplc="04090005" w:tentative="1">
+      <w:start w:val="1"/>
+      <w:numFmt w:val="bullet"/>
+      <w:lvlText w:val=""/>
+      <w:lvlJc w:val="left"/>
+      <w:pPr>
+        <w:ind w:left="4320" w:hanging="360"/>
+      </w:pPr>
+      <w:rPr>
+        <w:rFonts w:ascii="Wingdings" w:hAnsi="Wingdings" w:hint="default"/>
+      </w:rPr>
+    </w:lvl>
+    <w:lvl w:ilvl="6" w:tplc="04090001" w:tentative="1">
+      <w:start w:val="1"/>
+      <w:numFmt w:val="bullet"/>
+      <w:lvlText w:val=""/>
+      <w:lvlJc w:val="left"/>
+      <w:pPr>
+        <w:ind w:left="5040" w:hanging="360"/>
+      </w:pPr>
+      <w:rPr>
+        <w:rFonts w:ascii="Symbol" w:hAnsi="Symbol" w:hint="default"/>
+      </w:rPr>
+    </w:lvl>
+    <w:lvl w:ilvl="7" w:tplc="04090003" w:tentative="1">
+      <w:start w:val="1"/>
+      <w:numFmt w:val="bullet"/>
+      <w:lvlText w:val="o"/>
+      <w:lvlJc w:val="left"/>
+      <w:pPr>
+        <w:ind w:left="5760" w:hanging="360"/>
+      </w:pPr>
+      <w:rPr>
+        <w:rFonts w:ascii="Courier New" w:hAnsi="Courier New" w:cs="Courier New" w:hint="default"/>
+      </w:rPr>
+    </w:lvl>
+    <w:lvl w:ilvl="8" w:tplc="04090005" w:tentative="1">
+      <w:start w:val="1"/>
+      <w:numFmt w:val="bullet"/>
+      <w:lvlText w:val=""/>
+      <w:lvlJc w:val="left"/>
+      <w:pPr>
+        <w:ind w:left="6480" w:hanging="360"/>
+      </w:pPr>
+      <w:rPr>
+        <w:rFonts w:ascii="Wingdings" w:hAnsi="Wingdings" w:hint="default"/>
+      </w:rPr>
+    </w:lvl>
+  </w:abstractNum>
+  <w:abstractNum w:abstractNumId="2" w15:restartNumberingAfterBreak="0">
     <w:nsid w:val="7463BEB5"/>
     <w:multiLevelType w:val="hybridMultilevel"/>
     <w:tmpl w:val="F1607244"/>
@@ -3983,10 +4470,13 @@
     </w:lvl>
   </w:abstractNum>
   <w:num w:numId="1" w16cid:durableId="1966040623">
-    <w:abstractNumId w:val="1"/>
+    <w:abstractNumId w:val="2"/>
   </w:num>
   <w:num w:numId="2" w16cid:durableId="637340765">
     <w:abstractNumId w:val="0"/>
+  </w:num>
+  <w:num w:numId="3" w16cid:durableId="1529100343">
+    <w:abstractNumId w:val="1"/>
   </w:num>
 </w:numbering>
 </file>
